--- a/src/template/aramco_template.docx
+++ b/src/template/aramco_template.docx
@@ -154,7 +154,6 @@
               <w:bottom w:val="nil"/>
               <w:right w:val="nil"/>
             </w:tcBorders>
-            <w:shd w:val="clear" w:color="auto" w:fill="auto"/>
             <w:tcMar>
               <w:left w:w="284" w:type="dxa"/>
               <w:right w:w="0" w:type="dxa"/>
@@ -3257,6 +3256,27 @@
           <w:szCs w:val="18"/>
           <w:lang w:val="en"/>
         </w:rPr>
+        <w:t>{{executive_summary}}</w:t>
+      </w:r>
+    </w:p>
+    <w:p>
+      <w:pPr>
+        <w:pStyle w:val="NormalWeb"/>
+        <w:spacing w:before="0" w:beforeAutospacing="0" w:after="120" w:afterAutospacing="0" w:line="240" w:lineRule="atLeast"/>
+        <w:rPr>
+          <w:rFonts w:ascii="EYInterstate Light" w:hAnsi="EYInterstate Light" w:cs="Arial"/>
+          <w:sz w:val="18"/>
+          <w:szCs w:val="18"/>
+          <w:lang w:val="en"/>
+        </w:rPr>
+      </w:pPr>
+      <w:r>
+        <w:rPr>
+          <w:rFonts w:ascii="EYInterstate Light" w:hAnsi="EYInterstate Light" w:cs="Arial"/>
+          <w:sz w:val="18"/>
+          <w:szCs w:val="18"/>
+          <w:lang w:val="en"/>
+        </w:rPr>
         <w:t xml:space="preserve">                                {{</w:t>
       </w:r>
       <w:r>
@@ -3368,7 +3388,6 @@
         <w:tc>
           <w:tcPr>
             <w:tcW w:w="10065" w:type="dxa"/>
-            <w:shd w:val="clear" w:color="auto" w:fill="auto"/>
           </w:tcPr>
           <w:p>
             <w:pPr>
@@ -13259,21 +13278,10 @@
 </file>
 
 <file path=customXml/item1.xml><?xml version="1.0" encoding="utf-8"?>
-<p:properties xmlns:p="http://schemas.microsoft.com/office/2006/metadata/properties" xmlns:xsi="http://www.w3.org/2001/XMLSchema-instance" xmlns:pc="http://schemas.microsoft.com/office/infopath/2007/PartnerControls">
-  <documentManagement/>
-</p:properties>
+<b:Sources xmlns:b="http://schemas.openxmlformats.org/officeDocument/2006/bibliography" xmlns="http://schemas.openxmlformats.org/officeDocument/2006/bibliography" SelectedStyle="\APA.XSL" StyleName="APA"/>
 </file>
 
 <file path=customXml/item2.xml><?xml version="1.0" encoding="utf-8"?>
-<?mso-contentType ?>
-<FormTemplates xmlns="http://schemas.microsoft.com/sharepoint/v3/contenttype/forms">
-  <Display>DocumentLibraryForm</Display>
-  <Edit>DocumentLibraryForm</Edit>
-  <New>DocumentLibraryForm</New>
-</FormTemplates>
-</file>
-
-<file path=customXml/item3.xml><?xml version="1.0" encoding="utf-8"?>
 <ct:contentTypeSchema xmlns:ct="http://schemas.microsoft.com/office/2006/metadata/contentType" xmlns:ma="http://schemas.microsoft.com/office/2006/metadata/properties/metaAttributes" ct:_="" ma:_="" ma:contentTypeName="Document" ma:contentTypeID="0x010100A71026F7D2CD654DA270B69B3B9C932C" ma:contentTypeVersion="8" ma:contentTypeDescription="Create a new document." ma:contentTypeScope="" ma:versionID="aae167a2bada60bd5813a05922b0dee2">
   <xsd:schema xmlns:xsd="http://www.w3.org/2001/XMLSchema" xmlns:xs="http://www.w3.org/2001/XMLSchema" xmlns:p="http://schemas.microsoft.com/office/2006/metadata/properties" xmlns:ns2="2ade480b-8d75-40d4-8676-2c13afbdad3b" targetNamespace="http://schemas.microsoft.com/office/2006/metadata/properties" ma:root="true" ma:fieldsID="c06d9c7a63b7d3ee30a78728387f0545" ns2:_="">
     <xsd:import namespace="2ade480b-8d75-40d4-8676-2c13afbdad3b"/>
@@ -13441,28 +13449,30 @@
 </ct:contentTypeSchema>
 </file>
 
+<file path=customXml/item3.xml><?xml version="1.0" encoding="utf-8"?>
+<?mso-contentType ?>
+<FormTemplates xmlns="http://schemas.microsoft.com/sharepoint/v3/contenttype/forms">
+  <Display>DocumentLibraryForm</Display>
+  <Edit>DocumentLibraryForm</Edit>
+  <New>DocumentLibraryForm</New>
+</FormTemplates>
+</file>
+
 <file path=customXml/item4.xml><?xml version="1.0" encoding="utf-8"?>
-<b:Sources xmlns:b="http://schemas.openxmlformats.org/officeDocument/2006/bibliography" xmlns="http://schemas.openxmlformats.org/officeDocument/2006/bibliography" SelectedStyle="\APA.XSL" StyleName="APA"/>
+<p:properties xmlns:p="http://schemas.microsoft.com/office/2006/metadata/properties" xmlns:xsi="http://www.w3.org/2001/XMLSchema-instance" xmlns:pc="http://schemas.microsoft.com/office/infopath/2007/PartnerControls">
+  <documentManagement/>
+</p:properties>
 </file>
 
 <file path=customXml/itemProps1.xml><?xml version="1.0" encoding="utf-8"?>
-<ds:datastoreItem xmlns:ds="http://schemas.openxmlformats.org/officeDocument/2006/customXml" ds:itemID="{94358819-FB5F-449E-85A4-5D85794C62C4}">
+<ds:datastoreItem xmlns:ds="http://schemas.openxmlformats.org/officeDocument/2006/customXml" ds:itemID="{BBB5644E-888B-4FCB-8002-588F25079580}">
   <ds:schemaRefs>
-    <ds:schemaRef ds:uri="http://schemas.microsoft.com/office/2006/metadata/properties"/>
-    <ds:schemaRef ds:uri="http://schemas.microsoft.com/office/infopath/2007/PartnerControls"/>
+    <ds:schemaRef ds:uri="http://schemas.openxmlformats.org/officeDocument/2006/bibliography"/>
   </ds:schemaRefs>
 </ds:datastoreItem>
 </file>
 
 <file path=customXml/itemProps2.xml><?xml version="1.0" encoding="utf-8"?>
-<ds:datastoreItem xmlns:ds="http://schemas.openxmlformats.org/officeDocument/2006/customXml" ds:itemID="{A7F7E29C-FC7B-4A04-BB0B-C5462BC54D06}">
-  <ds:schemaRefs>
-    <ds:schemaRef ds:uri="http://schemas.microsoft.com/sharepoint/v3/contenttype/forms"/>
-  </ds:schemaRefs>
-</ds:datastoreItem>
-</file>
-
-<file path=customXml/itemProps3.xml><?xml version="1.0" encoding="utf-8"?>
 <ds:datastoreItem xmlns:ds="http://schemas.openxmlformats.org/officeDocument/2006/customXml" ds:itemID="{196A128D-01D0-4685-A837-E7C18A70AA92}">
   <ds:schemaRefs>
     <ds:schemaRef ds:uri="http://schemas.microsoft.com/office/2006/metadata/contentType"/>
@@ -13480,10 +13490,19 @@
 </ds:datastoreItem>
 </file>
 
+<file path=customXml/itemProps3.xml><?xml version="1.0" encoding="utf-8"?>
+<ds:datastoreItem xmlns:ds="http://schemas.openxmlformats.org/officeDocument/2006/customXml" ds:itemID="{A7F7E29C-FC7B-4A04-BB0B-C5462BC54D06}">
+  <ds:schemaRefs>
+    <ds:schemaRef ds:uri="http://schemas.microsoft.com/sharepoint/v3/contenttype/forms"/>
+  </ds:schemaRefs>
+</ds:datastoreItem>
+</file>
+
 <file path=customXml/itemProps4.xml><?xml version="1.0" encoding="utf-8"?>
-<ds:datastoreItem xmlns:ds="http://schemas.openxmlformats.org/officeDocument/2006/customXml" ds:itemID="{BBB5644E-888B-4FCB-8002-588F25079580}">
+<ds:datastoreItem xmlns:ds="http://schemas.openxmlformats.org/officeDocument/2006/customXml" ds:itemID="{94358819-FB5F-449E-85A4-5D85794C62C4}">
   <ds:schemaRefs>
-    <ds:schemaRef ds:uri="http://schemas.openxmlformats.org/officeDocument/2006/bibliography"/>
+    <ds:schemaRef ds:uri="http://schemas.microsoft.com/office/2006/metadata/properties"/>
+    <ds:schemaRef ds:uri="http://schemas.microsoft.com/office/infopath/2007/PartnerControls"/>
   </ds:schemaRefs>
 </ds:datastoreItem>
 </file>
--- a/src/template/aramco_template.docx
+++ b/src/template/aramco_template.docx
@@ -183,42 +183,9 @@
                 <w:sz w:val="28"/>
                 <w:szCs w:val="28"/>
               </w:rPr>
-              <w:t>{{vendorId}}</w:t>
-            </w:r>
-          </w:p>
-          <w:p>
-            <w:pPr>
-              <w:pStyle w:val="Headline2"/>
-              <w:rPr>
-                <w:rFonts w:ascii="EYInterstate Light" w:hAnsi="EYInterstate Light"/>
-                <w:b/>
-                <w:bCs w:val="0"/>
-                <w:color w:val="2E2E38"/>
-                <w:szCs w:val="36"/>
-              </w:rPr>
-            </w:pPr>
-            <w:r>
-              <w:rPr>
-                <w:rFonts w:ascii="EYInterstate Light" w:hAnsi="EYInterstate Light"/>
-                <w:b/>
-                <w:bCs w:val="0"/>
-                <w:color w:val="2E2E38"/>
-                <w:szCs w:val="36"/>
-              </w:rPr>
-              <w:t>{{title}}</w:t>
-            </w:r>
-          </w:p>
-          <w:p>
-            <w:pPr>
-              <w:pStyle w:val="Headline2"/>
-              <w:rPr>
-                <w:rFonts w:ascii="EYInterstate Light" w:hAnsi="EYInterstate Light"/>
-                <w:b/>
-                <w:bCs w:val="0"/>
-                <w:color w:val="2E2E38"/>
-                <w:szCs w:val="36"/>
-              </w:rPr>
-            </w:pPr>
+              <w:t>{{</w:t>
+            </w:r>
+            <w:proofErr w:type="spellStart"/>
             <w:r>
               <w:rPr>
                 <w:rFonts w:ascii="EYInterstate Light" w:hAnsi="EYInterstate Light"/>
@@ -228,8 +195,9 @@
                 <w:sz w:val="28"/>
                 <w:szCs w:val="28"/>
               </w:rPr>
-              <w:br/>
-            </w:r>
+              <w:t>vendorId</w:t>
+            </w:r>
+            <w:proofErr w:type="spellEnd"/>
             <w:r>
               <w:rPr>
                 <w:rFonts w:ascii="EYInterstate Light" w:hAnsi="EYInterstate Light"/>
@@ -239,8 +207,42 @@
                 <w:sz w:val="28"/>
                 <w:szCs w:val="28"/>
               </w:rPr>
-              <w:t>{{</w:t>
-            </w:r>
+              <w:t>}}</w:t>
+            </w:r>
+          </w:p>
+          <w:p>
+            <w:pPr>
+              <w:pStyle w:val="Headline2"/>
+              <w:rPr>
+                <w:rFonts w:ascii="EYInterstate Light" w:hAnsi="EYInterstate Light"/>
+                <w:b/>
+                <w:bCs w:val="0"/>
+                <w:color w:val="2E2E38"/>
+                <w:szCs w:val="36"/>
+              </w:rPr>
+            </w:pPr>
+            <w:r>
+              <w:rPr>
+                <w:rFonts w:ascii="EYInterstate Light" w:hAnsi="EYInterstate Light"/>
+                <w:b/>
+                <w:bCs w:val="0"/>
+                <w:color w:val="2E2E38"/>
+                <w:szCs w:val="36"/>
+              </w:rPr>
+              <w:t>{{title}}</w:t>
+            </w:r>
+          </w:p>
+          <w:p>
+            <w:pPr>
+              <w:pStyle w:val="Headline2"/>
+              <w:rPr>
+                <w:rFonts w:ascii="EYInterstate Light" w:hAnsi="EYInterstate Light"/>
+                <w:b/>
+                <w:bCs w:val="0"/>
+                <w:color w:val="2E2E38"/>
+                <w:szCs w:val="36"/>
+              </w:rPr>
+            </w:pPr>
             <w:r>
               <w:rPr>
                 <w:rFonts w:ascii="EYInterstate Light" w:hAnsi="EYInterstate Light"/>
@@ -250,7 +252,7 @@
                 <w:sz w:val="28"/>
                 <w:szCs w:val="28"/>
               </w:rPr>
-              <w:t>uploadedName</w:t>
+              <w:br/>
             </w:r>
             <w:r>
               <w:rPr>
@@ -261,6 +263,30 @@
                 <w:sz w:val="28"/>
                 <w:szCs w:val="28"/>
               </w:rPr>
+              <w:t>{{</w:t>
+            </w:r>
+            <w:proofErr w:type="spellStart"/>
+            <w:r>
+              <w:rPr>
+                <w:rFonts w:ascii="EYInterstate Light" w:hAnsi="EYInterstate Light"/>
+                <w:b/>
+                <w:bCs w:val="0"/>
+                <w:color w:val="2E2E38"/>
+                <w:sz w:val="28"/>
+                <w:szCs w:val="28"/>
+              </w:rPr>
+              <w:t>uploadedName</w:t>
+            </w:r>
+            <w:proofErr w:type="spellEnd"/>
+            <w:r>
+              <w:rPr>
+                <w:rFonts w:ascii="EYInterstate Light" w:hAnsi="EYInterstate Light"/>
+                <w:b/>
+                <w:bCs w:val="0"/>
+                <w:color w:val="2E2E38"/>
+                <w:sz w:val="28"/>
+                <w:szCs w:val="28"/>
+              </w:rPr>
               <w:t>}}</w:t>
             </w:r>
           </w:p>
@@ -431,7 +457,27 @@
           <w:sz w:val="28"/>
           <w:szCs w:val="40"/>
         </w:rPr>
-        <w:t>{{created_date}}</w:t>
+        <w:t>{{</w:t>
+      </w:r>
+      <w:proofErr w:type="spellStart"/>
+      <w:r>
+        <w:rPr>
+          <w:rFonts w:ascii="EYInterstate" w:hAnsi="EYInterstate"/>
+          <w:color w:val="2E2E38"/>
+          <w:sz w:val="28"/>
+          <w:szCs w:val="40"/>
+        </w:rPr>
+        <w:t>created_date</w:t>
+      </w:r>
+      <w:proofErr w:type="spellEnd"/>
+      <w:r>
+        <w:rPr>
+          <w:rFonts w:ascii="EYInterstate" w:hAnsi="EYInterstate"/>
+          <w:color w:val="2E2E38"/>
+          <w:sz w:val="28"/>
+          <w:szCs w:val="40"/>
+        </w:rPr>
+        <w:t>}}</w:t>
       </w:r>
       <w:r>
         <w:br w:type="page"/>
@@ -2118,6 +2164,7 @@
               </w:rPr>
               <w:t>{{</w:t>
             </w:r>
+            <w:proofErr w:type="spellStart"/>
             <w:r>
               <w:rPr>
                 <w:rFonts w:ascii="EYInterstate Light" w:hAnsi="EYInterstate Light" w:cs="Arial"/>
@@ -2134,7 +2181,17 @@
                 <w:szCs w:val="18"/>
                 <w:lang w:val="en-US"/>
               </w:rPr>
-              <w:t>uploaded_name}}</w:t>
+              <w:t>uploaded_name</w:t>
+            </w:r>
+            <w:proofErr w:type="spellEnd"/>
+            <w:r>
+              <w:rPr>
+                <w:rFonts w:ascii="EYInterstate Light" w:hAnsi="EYInterstate Light" w:cs="Arial"/>
+                <w:sz w:val="18"/>
+                <w:szCs w:val="18"/>
+                <w:lang w:val="en-US"/>
+              </w:rPr>
+              <w:t>}}</w:t>
             </w:r>
           </w:p>
         </w:tc>
@@ -2185,12 +2242,14 @@
             <w:r>
               <w:t>{{</w:t>
             </w:r>
+            <w:proofErr w:type="spellStart"/>
             <w:r>
               <w:t>company_</w:t>
             </w:r>
             <w:r>
               <w:t>external_vendor_id</w:t>
             </w:r>
+            <w:proofErr w:type="spellEnd"/>
             <w:r>
               <w:t>}}</w:t>
             </w:r>
@@ -2258,6 +2317,7 @@
               </w:rPr>
               <w:t>{{</w:t>
             </w:r>
+            <w:proofErr w:type="spellStart"/>
             <w:r>
               <w:rPr>
                 <w:rFonts w:ascii="EYInterstate Light" w:hAnsi="EYInterstate Light" w:cs="Arial"/>
@@ -2267,6 +2327,7 @@
               </w:rPr>
               <w:t>company_name</w:t>
             </w:r>
+            <w:proofErr w:type="spellEnd"/>
             <w:r>
               <w:rPr>
                 <w:rFonts w:ascii="EYInterstate Light" w:hAnsi="EYInterstate Light" w:cs="Arial"/>
@@ -2306,9 +2367,11 @@
             <w:r>
               <w:t>{{</w:t>
             </w:r>
+            <w:proofErr w:type="spellStart"/>
             <w:r>
               <w:t>company_location</w:t>
             </w:r>
+            <w:proofErr w:type="spellEnd"/>
             <w:r>
               <w:t>}}</w:t>
             </w:r>
@@ -2376,6 +2439,7 @@
               </w:rPr>
               <w:t>{{</w:t>
             </w:r>
+            <w:proofErr w:type="spellStart"/>
             <w:r>
               <w:rPr>
                 <w:rFonts w:ascii="EYInterstate Light" w:hAnsi="EYInterstate Light" w:cs="Arial"/>
@@ -2385,6 +2449,7 @@
               </w:rPr>
               <w:t>company_address</w:t>
             </w:r>
+            <w:proofErr w:type="spellEnd"/>
             <w:r>
               <w:rPr>
                 <w:rFonts w:ascii="EYInterstate Light" w:hAnsi="EYInterstate Light" w:cs="Arial"/>
@@ -2424,9 +2489,11 @@
             <w:r>
               <w:t>{{</w:t>
             </w:r>
+            <w:proofErr w:type="spellStart"/>
             <w:r>
               <w:t>company_website</w:t>
             </w:r>
+            <w:proofErr w:type="spellEnd"/>
             <w:r>
               <w:t>}}</w:t>
             </w:r>
@@ -2494,6 +2561,7 @@
               </w:rPr>
               <w:t>{{</w:t>
             </w:r>
+            <w:proofErr w:type="spellStart"/>
             <w:r>
               <w:rPr>
                 <w:rFonts w:ascii="EYInterstate Light" w:hAnsi="EYInterstate Light" w:cs="Arial"/>
@@ -2503,6 +2571,7 @@
               </w:rPr>
               <w:t>company_active_status</w:t>
             </w:r>
+            <w:proofErr w:type="spellEnd"/>
             <w:r>
               <w:rPr>
                 <w:rFonts w:ascii="EYInterstate Light" w:hAnsi="EYInterstate Light" w:cs="Arial"/>
@@ -2563,6 +2632,7 @@
               </w:rPr>
               <w:t>{{</w:t>
             </w:r>
+            <w:proofErr w:type="spellStart"/>
             <w:r>
               <w:rPr>
                 <w:rFonts w:cs="Arial"/>
@@ -2570,6 +2640,7 @@
               </w:rPr>
               <w:t>company_operation_type</w:t>
             </w:r>
+            <w:proofErr w:type="spellEnd"/>
             <w:r>
               <w:rPr>
                 <w:rFonts w:cs="Arial"/>
@@ -2639,7 +2710,27 @@
                 <w:szCs w:val="18"/>
                 <w:lang w:val="en-US"/>
               </w:rPr>
-              <w:t>{{company_legal_status}}</w:t>
+              <w:t>{{</w:t>
+            </w:r>
+            <w:proofErr w:type="spellStart"/>
+            <w:r>
+              <w:rPr>
+                <w:rFonts w:ascii="EYInterstate Light" w:hAnsi="EYInterstate Light" w:cs="Arial"/>
+                <w:sz w:val="18"/>
+                <w:szCs w:val="18"/>
+                <w:lang w:val="en-US"/>
+              </w:rPr>
+              <w:t>company_legal_status</w:t>
+            </w:r>
+            <w:proofErr w:type="spellEnd"/>
+            <w:r>
+              <w:rPr>
+                <w:rFonts w:ascii="EYInterstate Light" w:hAnsi="EYInterstate Light" w:cs="Arial"/>
+                <w:sz w:val="18"/>
+                <w:szCs w:val="18"/>
+                <w:lang w:val="en-US"/>
+              </w:rPr>
+              <w:t>}}</w:t>
             </w:r>
           </w:p>
         </w:tc>
@@ -2689,7 +2780,23 @@
                 <w:rFonts w:cs="Arial"/>
                 <w:szCs w:val="18"/>
               </w:rPr>
-              <w:t>{{company_national_identifier}}</w:t>
+              <w:t>{{</w:t>
+            </w:r>
+            <w:proofErr w:type="spellStart"/>
+            <w:r>
+              <w:rPr>
+                <w:rFonts w:cs="Arial"/>
+                <w:szCs w:val="18"/>
+              </w:rPr>
+              <w:t>company_national_identifier</w:t>
+            </w:r>
+            <w:proofErr w:type="spellEnd"/>
+            <w:r>
+              <w:rPr>
+                <w:rFonts w:cs="Arial"/>
+                <w:szCs w:val="18"/>
+              </w:rPr>
+              <w:t>}}</w:t>
             </w:r>
           </w:p>
         </w:tc>
@@ -2753,7 +2860,27 @@
                 <w:szCs w:val="18"/>
                 <w:lang w:val="en-US"/>
               </w:rPr>
-              <w:t>{{company_alias}}</w:t>
+              <w:t>{{</w:t>
+            </w:r>
+            <w:proofErr w:type="spellStart"/>
+            <w:r>
+              <w:rPr>
+                <w:rFonts w:ascii="EYInterstate Light" w:hAnsi="EYInterstate Light" w:cs="Arial"/>
+                <w:sz w:val="18"/>
+                <w:szCs w:val="18"/>
+                <w:lang w:val="en-US"/>
+              </w:rPr>
+              <w:t>company_alias</w:t>
+            </w:r>
+            <w:proofErr w:type="spellEnd"/>
+            <w:r>
+              <w:rPr>
+                <w:rFonts w:ascii="EYInterstate Light" w:hAnsi="EYInterstate Light" w:cs="Arial"/>
+                <w:sz w:val="18"/>
+                <w:szCs w:val="18"/>
+                <w:lang w:val="en-US"/>
+              </w:rPr>
+              <w:t>}}</w:t>
             </w:r>
           </w:p>
         </w:tc>
@@ -2803,7 +2930,23 @@
                 <w:rFonts w:cs="Arial"/>
                 <w:szCs w:val="18"/>
               </w:rPr>
-              <w:t>{{company_incorporation_date}}</w:t>
+              <w:t>{{</w:t>
+            </w:r>
+            <w:proofErr w:type="spellStart"/>
+            <w:r>
+              <w:rPr>
+                <w:rFonts w:cs="Arial"/>
+                <w:szCs w:val="18"/>
+              </w:rPr>
+              <w:t>company_incorporation_date</w:t>
+            </w:r>
+            <w:proofErr w:type="spellEnd"/>
+            <w:r>
+              <w:rPr>
+                <w:rFonts w:cs="Arial"/>
+                <w:szCs w:val="18"/>
+              </w:rPr>
+              <w:t>}}</w:t>
             </w:r>
           </w:p>
         </w:tc>
@@ -2867,7 +3010,27 @@
                 <w:szCs w:val="18"/>
                 <w:lang w:val="en-US"/>
               </w:rPr>
-              <w:t>{{company_subsidiaries}}</w:t>
+              <w:t>{{</w:t>
+            </w:r>
+            <w:proofErr w:type="spellStart"/>
+            <w:r>
+              <w:rPr>
+                <w:rFonts w:ascii="EYInterstate Light" w:hAnsi="EYInterstate Light" w:cs="Arial"/>
+                <w:sz w:val="18"/>
+                <w:szCs w:val="18"/>
+                <w:lang w:val="en-US"/>
+              </w:rPr>
+              <w:t>company_subsidiaries</w:t>
+            </w:r>
+            <w:proofErr w:type="spellEnd"/>
+            <w:r>
+              <w:rPr>
+                <w:rFonts w:ascii="EYInterstate Light" w:hAnsi="EYInterstate Light" w:cs="Arial"/>
+                <w:sz w:val="18"/>
+                <w:szCs w:val="18"/>
+                <w:lang w:val="en-US"/>
+              </w:rPr>
+              <w:t>}}</w:t>
             </w:r>
           </w:p>
         </w:tc>
@@ -2920,6 +3083,7 @@
               </w:rPr>
               <w:t>{{</w:t>
             </w:r>
+            <w:proofErr w:type="spellStart"/>
             <w:r>
               <w:rPr>
                 <w:rFonts w:cs="Arial"/>
@@ -2928,6 +3092,7 @@
               </w:rPr>
               <w:t>company_corporate_group</w:t>
             </w:r>
+            <w:proofErr w:type="spellEnd"/>
             <w:r>
               <w:rPr>
                 <w:rFonts w:cs="Arial"/>
@@ -3055,12 +3220,14 @@
               </w:rPr>
               <w:t>{{</w:t>
             </w:r>
+            <w:proofErr w:type="spellStart"/>
             <w:r>
               <w:rPr>
                 <w:rFonts w:cs="Arial"/>
               </w:rPr>
               <w:t>key_executives</w:t>
             </w:r>
+            <w:proofErr w:type="spellEnd"/>
             <w:r>
               <w:rPr>
                 <w:rFonts w:cs="Arial"/>
@@ -3131,6 +3298,7 @@
               </w:rPr>
               <w:t>{{</w:t>
             </w:r>
+            <w:proofErr w:type="spellStart"/>
             <w:r>
               <w:rPr>
                 <w:rFonts w:ascii="EYInterstate Light" w:hAnsi="EYInterstate Light" w:cs="Arial"/>
@@ -3140,6 +3308,7 @@
               </w:rPr>
               <w:t>company_revenue</w:t>
             </w:r>
+            <w:proofErr w:type="spellEnd"/>
             <w:r>
               <w:rPr>
                 <w:rFonts w:ascii="EYInterstate Light" w:hAnsi="EYInterstate Light" w:cs="Arial"/>
@@ -3204,6 +3373,7 @@
               </w:rPr>
               <w:t>{{</w:t>
             </w:r>
+            <w:proofErr w:type="spellStart"/>
             <w:r>
               <w:rPr>
                 <w:rFonts w:cs="Arial"/>
@@ -3213,6 +3383,7 @@
               </w:rPr>
               <w:t>company_employee</w:t>
             </w:r>
+            <w:proofErr w:type="spellEnd"/>
             <w:r>
               <w:rPr>
                 <w:rFonts w:cs="Arial"/>
@@ -3256,20 +3427,19 @@
           <w:szCs w:val="18"/>
           <w:lang w:val="en"/>
         </w:rPr>
-        <w:t>{{executive_summary}}</w:t>
+        <w:t>{{</w:t>
       </w:r>
-    </w:p>
-    <w:p>
-      <w:pPr>
-        <w:pStyle w:val="NormalWeb"/>
-        <w:spacing w:before="0" w:beforeAutospacing="0" w:after="120" w:afterAutospacing="0" w:line="240" w:lineRule="atLeast"/>
+      <w:proofErr w:type="spellStart"/>
+      <w:r>
         <w:rPr>
           <w:rFonts w:ascii="EYInterstate Light" w:hAnsi="EYInterstate Light" w:cs="Arial"/>
           <w:sz w:val="18"/>
           <w:szCs w:val="18"/>
           <w:lang w:val="en"/>
         </w:rPr>
-      </w:pPr>
+        <w:t>executive_summary</w:t>
+      </w:r>
+      <w:proofErr w:type="spellEnd"/>
       <w:r>
         <w:rPr>
           <w:rFonts w:ascii="EYInterstate Light" w:hAnsi="EYInterstate Light" w:cs="Arial"/>
@@ -3277,17 +3447,40 @@
           <w:szCs w:val="18"/>
           <w:lang w:val="en"/>
         </w:rPr>
-        <w:t xml:space="preserve">                                {{</w:t>
+        <w:t>}}</w:t>
       </w:r>
-      <w:r>
+    </w:p>
+    <w:p>
+      <w:pPr>
+        <w:pStyle w:val="NormalWeb"/>
+        <w:spacing w:before="0" w:beforeAutospacing="0" w:after="120" w:afterAutospacing="0" w:line="240" w:lineRule="atLeast"/>
         <w:rPr>
           <w:rFonts w:ascii="EYInterstate Light" w:hAnsi="EYInterstate Light" w:cs="Arial"/>
           <w:sz w:val="18"/>
           <w:szCs w:val="18"/>
           <w:lang w:val="en"/>
         </w:rPr>
+      </w:pPr>
+      <w:r>
+        <w:rPr>
+          <w:rFonts w:ascii="EYInterstate Light" w:hAnsi="EYInterstate Light" w:cs="Arial"/>
+          <w:sz w:val="18"/>
+          <w:szCs w:val="18"/>
+          <w:lang w:val="en"/>
+        </w:rPr>
+        <w:t xml:space="preserve">                                {{</w:t>
+      </w:r>
+      <w:proofErr w:type="spellStart"/>
+      <w:r>
+        <w:rPr>
+          <w:rFonts w:ascii="EYInterstate Light" w:hAnsi="EYInterstate Light" w:cs="Arial"/>
+          <w:sz w:val="18"/>
+          <w:szCs w:val="18"/>
+          <w:lang w:val="en"/>
+        </w:rPr>
         <w:t>overall_rating</w:t>
       </w:r>
+      <w:proofErr w:type="spellEnd"/>
       <w:r>
         <w:rPr>
           <w:rFonts w:ascii="EYInterstate Light" w:hAnsi="EYInterstate Light" w:cs="Arial"/>
@@ -3404,6 +3597,7 @@
               </w:rPr>
               <w:t>{{</w:t>
             </w:r>
+            <w:proofErr w:type="spellStart"/>
             <w:r>
               <w:rPr>
                 <w:b/>
@@ -3412,6 +3606,7 @@
               </w:rPr>
               <w:t>overall_summary</w:t>
             </w:r>
+            <w:proofErr w:type="spellEnd"/>
             <w:r>
               <w:rPr>
                 <w:b/>
@@ -3452,7 +3647,23 @@
           <w:rFonts w:cs="Arial"/>
           <w:szCs w:val="18"/>
         </w:rPr>
-        <w:t>{{page_break}}</w:t>
+        <w:t>{{</w:t>
+      </w:r>
+      <w:proofErr w:type="spellStart"/>
+      <w:r>
+        <w:rPr>
+          <w:rFonts w:cs="Arial"/>
+          <w:szCs w:val="18"/>
+        </w:rPr>
+        <w:t>page_break</w:t>
+      </w:r>
+      <w:proofErr w:type="spellEnd"/>
+      <w:r>
+        <w:rPr>
+          <w:rFonts w:cs="Arial"/>
+          <w:szCs w:val="18"/>
+        </w:rPr>
+        <w:t>}}</w:t>
       </w:r>
       <w:r>
         <w:rPr>
@@ -3463,16 +3674,6 @@
         </w:rPr>
         <w:br w:type="page"/>
       </w:r>
-    </w:p>
-    <w:p>
-      <w:pPr>
-        <w:rPr>
-          <w:rFonts w:eastAsiaTheme="minorEastAsia" w:cs="Arial"/>
-          <w:color w:val="auto"/>
-          <w:szCs w:val="18"/>
-          <w:lang w:val="en" w:eastAsia="en-IN"/>
-        </w:rPr>
-      </w:pPr>
     </w:p>
     <w:tbl>
       <w:tblPr>
@@ -3519,6 +3720,7 @@
                 <w:sz w:val="24"/>
                 <w:szCs w:val="24"/>
               </w:rPr>
+              <w:lastRenderedPageBreak/>
               <w:t>Executive Summary</w:t>
             </w:r>
             <w:bookmarkEnd w:id="4"/>
@@ -3556,8 +3758,9 @@
           <w:sz w:val="18"/>
           <w:szCs w:val="18"/>
         </w:rPr>
-        <w:t>The below ratings are assigned</w:t>
+        <w:t xml:space="preserve">The </w:t>
       </w:r>
+      <w:proofErr w:type="gramStart"/>
       <w:r>
         <w:rPr>
           <w:rFonts w:cs="Arial"/>
@@ -3565,6 +3768,25 @@
           <w:sz w:val="18"/>
           <w:szCs w:val="18"/>
         </w:rPr>
+        <w:t>below ratings</w:t>
+      </w:r>
+      <w:proofErr w:type="gramEnd"/>
+      <w:r>
+        <w:rPr>
+          <w:rFonts w:cs="Arial"/>
+          <w:color w:val="000000"/>
+          <w:sz w:val="18"/>
+          <w:szCs w:val="18"/>
+        </w:rPr>
+        <w:t xml:space="preserve"> are assigned</w:t>
+      </w:r>
+      <w:r>
+        <w:rPr>
+          <w:rFonts w:cs="Arial"/>
+          <w:color w:val="000000"/>
+          <w:sz w:val="18"/>
+          <w:szCs w:val="18"/>
+        </w:rPr>
         <w:t>:</w:t>
       </w:r>
     </w:p>
@@ -3588,6 +3810,7 @@
         </w:rPr>
         <w:t>{{</w:t>
       </w:r>
+      <w:proofErr w:type="spellStart"/>
       <w:r>
         <w:rPr>
           <w:rFonts w:cs="Arial"/>
@@ -3597,6 +3820,7 @@
         </w:rPr>
         <w:t>risk_areas</w:t>
       </w:r>
+      <w:proofErr w:type="spellEnd"/>
       <w:r>
         <w:rPr>
           <w:rFonts w:cs="Arial"/>
@@ -3656,11 +3880,19 @@
         </w:rPr>
         <w:t xml:space="preserve">noted </w:t>
       </w:r>
+      <w:proofErr w:type="gramStart"/>
       <w:r>
         <w:rPr>
           <w:bCs/>
         </w:rPr>
-        <w:t>are as under</w:t>
+        <w:t>are</w:t>
+      </w:r>
+      <w:proofErr w:type="gramEnd"/>
+      <w:r>
+        <w:rPr>
+          <w:bCs/>
+        </w:rPr>
+        <w:t xml:space="preserve"> as under</w:t>
       </w:r>
       <w:r>
         <w:rPr>
@@ -3838,7 +4070,25 @@
                 <w:kern w:val="24"/>
                 <w:szCs w:val="18"/>
               </w:rPr>
-              <w:t>{{riskAreas_sanctions}}</w:t>
+              <w:t>{{</w:t>
+            </w:r>
+            <w:proofErr w:type="spellStart"/>
+            <w:r>
+              <w:rPr>
+                <w:rFonts w:eastAsiaTheme="minorEastAsia" w:cstheme="minorBidi"/>
+                <w:kern w:val="24"/>
+                <w:szCs w:val="18"/>
+              </w:rPr>
+              <w:t>riskAreas_sanctions</w:t>
+            </w:r>
+            <w:proofErr w:type="spellEnd"/>
+            <w:r>
+              <w:rPr>
+                <w:rFonts w:eastAsiaTheme="minorEastAsia" w:cstheme="minorBidi"/>
+                <w:kern w:val="24"/>
+                <w:szCs w:val="18"/>
+              </w:rPr>
+              <w:t>}}</w:t>
             </w:r>
           </w:p>
         </w:tc>
@@ -3899,16 +4149,26 @@
                 <w:kern w:val="24"/>
                 <w:szCs w:val="18"/>
               </w:rPr>
-              <w:t>{{riskAreas_</w:t>
-            </w:r>
+              <w:t>{{</w:t>
+            </w:r>
+            <w:proofErr w:type="spellStart"/>
             <w:r>
               <w:rPr>
                 <w:rFonts w:eastAsiaTheme="minorEastAsia" w:cstheme="minorBidi"/>
                 <w:kern w:val="24"/>
                 <w:szCs w:val="18"/>
               </w:rPr>
+              <w:t>riskAreas_</w:t>
+            </w:r>
+            <w:r>
+              <w:rPr>
+                <w:rFonts w:eastAsiaTheme="minorEastAsia" w:cstheme="minorBidi"/>
+                <w:kern w:val="24"/>
+                <w:szCs w:val="18"/>
+              </w:rPr>
               <w:t>antiBriberyAndAntiCorruption</w:t>
             </w:r>
+            <w:proofErr w:type="spellEnd"/>
             <w:r>
               <w:rPr>
                 <w:rFonts w:eastAsiaTheme="minorEastAsia" w:cstheme="minorBidi"/>
@@ -3982,16 +4242,26 @@
                 <w:kern w:val="24"/>
                 <w:szCs w:val="18"/>
               </w:rPr>
-              <w:t>{{riskAreas_</w:t>
-            </w:r>
+              <w:t>{{</w:t>
+            </w:r>
+            <w:proofErr w:type="spellStart"/>
             <w:r>
               <w:rPr>
                 <w:rFonts w:eastAsiaTheme="minorEastAsia" w:cstheme="minorBidi"/>
                 <w:kern w:val="24"/>
                 <w:szCs w:val="18"/>
               </w:rPr>
+              <w:t>riskAreas_</w:t>
+            </w:r>
+            <w:r>
+              <w:rPr>
+                <w:rFonts w:eastAsiaTheme="minorEastAsia" w:cstheme="minorBidi"/>
+                <w:kern w:val="24"/>
+                <w:szCs w:val="18"/>
+              </w:rPr>
               <w:t>governmentOwnershipAndPoliticalAffiliations</w:t>
             </w:r>
+            <w:proofErr w:type="spellEnd"/>
             <w:r>
               <w:rPr>
                 <w:rFonts w:eastAsiaTheme="minorEastAsia" w:cstheme="minorBidi"/>
@@ -4065,16 +4335,26 @@
                 <w:kern w:val="24"/>
                 <w:szCs w:val="18"/>
               </w:rPr>
-              <w:t>{{riskAreas_</w:t>
-            </w:r>
+              <w:t>{{</w:t>
+            </w:r>
+            <w:proofErr w:type="spellStart"/>
             <w:r>
               <w:rPr>
                 <w:rFonts w:eastAsiaTheme="minorEastAsia" w:cstheme="minorBidi"/>
                 <w:kern w:val="24"/>
                 <w:szCs w:val="18"/>
               </w:rPr>
+              <w:t>riskAreas_</w:t>
+            </w:r>
+            <w:r>
+              <w:rPr>
+                <w:rFonts w:eastAsiaTheme="minorEastAsia" w:cstheme="minorBidi"/>
+                <w:kern w:val="24"/>
+                <w:szCs w:val="18"/>
+              </w:rPr>
               <w:t>financialIndicators</w:t>
             </w:r>
+            <w:proofErr w:type="spellEnd"/>
             <w:r>
               <w:rPr>
                 <w:rFonts w:eastAsiaTheme="minorEastAsia" w:cstheme="minorBidi"/>
@@ -4144,16 +4424,26 @@
                 <w:kern w:val="24"/>
                 <w:szCs w:val="18"/>
               </w:rPr>
-              <w:t>{{riskAreas_</w:t>
-            </w:r>
+              <w:t>{{</w:t>
+            </w:r>
+            <w:proofErr w:type="spellStart"/>
             <w:r>
               <w:rPr>
                 <w:rFonts w:eastAsiaTheme="minorEastAsia" w:cstheme="minorBidi"/>
                 <w:kern w:val="24"/>
                 <w:szCs w:val="18"/>
               </w:rPr>
+              <w:t>riskAreas_</w:t>
+            </w:r>
+            <w:r>
+              <w:rPr>
+                <w:rFonts w:eastAsiaTheme="minorEastAsia" w:cstheme="minorBidi"/>
+                <w:kern w:val="24"/>
+                <w:szCs w:val="18"/>
+              </w:rPr>
               <w:t>otherAdverseMedia</w:t>
             </w:r>
+            <w:proofErr w:type="spellEnd"/>
             <w:r>
               <w:rPr>
                 <w:rFonts w:eastAsiaTheme="minorEastAsia" w:cstheme="minorBidi"/>
@@ -4223,15 +4513,16 @@
                 <w:kern w:val="24"/>
                 <w:szCs w:val="18"/>
               </w:rPr>
-              <w:t>{{riskAreas_</w:t>
-            </w:r>
+              <w:t>{{</w:t>
+            </w:r>
+            <w:proofErr w:type="spellStart"/>
             <w:r>
               <w:rPr>
                 <w:rFonts w:eastAsiaTheme="minorEastAsia" w:cstheme="minorBidi"/>
                 <w:kern w:val="24"/>
                 <w:szCs w:val="18"/>
               </w:rPr>
-              <w:t>additional</w:t>
+              <w:t>riskAreas_</w:t>
             </w:r>
             <w:r>
               <w:rPr>
@@ -4239,7 +4530,7 @@
                 <w:kern w:val="24"/>
                 <w:szCs w:val="18"/>
               </w:rPr>
-              <w:t>_</w:t>
+              <w:t>additional</w:t>
             </w:r>
             <w:r>
               <w:rPr>
@@ -4247,7 +4538,7 @@
                 <w:kern w:val="24"/>
                 <w:szCs w:val="18"/>
               </w:rPr>
-              <w:t>i</w:t>
+              <w:t>_</w:t>
             </w:r>
             <w:r>
               <w:rPr>
@@ -4255,8 +4546,17 @@
                 <w:kern w:val="24"/>
                 <w:szCs w:val="18"/>
               </w:rPr>
+              <w:t>i</w:t>
+            </w:r>
+            <w:r>
+              <w:rPr>
+                <w:rFonts w:eastAsiaTheme="minorEastAsia" w:cstheme="minorBidi"/>
+                <w:kern w:val="24"/>
+                <w:szCs w:val="18"/>
+              </w:rPr>
               <w:t>ndicators</w:t>
             </w:r>
+            <w:proofErr w:type="spellEnd"/>
             <w:r>
               <w:rPr>
                 <w:rFonts w:eastAsiaTheme="minorEastAsia" w:cstheme="minorBidi"/>
@@ -4328,6 +4628,7 @@
               </w:rPr>
               <w:t>{{</w:t>
             </w:r>
+            <w:proofErr w:type="spellStart"/>
             <w:r>
               <w:rPr>
                 <w:rFonts w:eastAsiaTheme="minorEastAsia" w:cstheme="minorBidi"/>
@@ -4336,6 +4637,7 @@
               </w:rPr>
               <w:t>riskAreas_regulatoryAndLegal</w:t>
             </w:r>
+            <w:proofErr w:type="spellEnd"/>
             <w:r>
               <w:rPr>
                 <w:rFonts w:eastAsiaTheme="minorEastAsia" w:cstheme="minorBidi"/>
@@ -4363,18 +4665,24 @@
           <w:rFonts w:cs="Arial"/>
           <w:szCs w:val="18"/>
         </w:rPr>
-        <w:t>{{page_break}}</w:t>
+        <w:t>{{</w:t>
       </w:r>
-    </w:p>
-    <w:p>
-      <w:pPr>
+      <w:proofErr w:type="spellStart"/>
+      <w:r>
         <w:rPr>
           <w:rFonts w:cs="Arial"/>
-          <w:b/>
-          <w:kern w:val="12"/>
           <w:szCs w:val="18"/>
         </w:rPr>
-      </w:pPr>
+        <w:t>page_break</w:t>
+      </w:r>
+      <w:proofErr w:type="spellEnd"/>
+      <w:r>
+        <w:rPr>
+          <w:rFonts w:cs="Arial"/>
+          <w:szCs w:val="18"/>
+        </w:rPr>
+        <w:t>}}</w:t>
+      </w:r>
     </w:p>
     <w:tbl>
       <w:tblPr>
@@ -4520,6 +4828,7 @@
         </w:rPr>
         <w:t>{{</w:t>
       </w:r>
+      <w:proofErr w:type="spellStart"/>
       <w:r>
         <w:rPr>
           <w:rFonts w:cs="Arial"/>
@@ -4536,7 +4845,17 @@
           <w:kern w:val="12"/>
           <w:szCs w:val="18"/>
         </w:rPr>
-        <w:t>_rating}}</w:t>
+        <w:t>_rating</w:t>
+      </w:r>
+      <w:proofErr w:type="spellEnd"/>
+      <w:r>
+        <w:rPr>
+          <w:rFonts w:cs="Arial"/>
+          <w:b/>
+          <w:kern w:val="12"/>
+          <w:szCs w:val="18"/>
+        </w:rPr>
+        <w:t>}}</w:t>
       </w:r>
     </w:p>
     <w:tbl>
@@ -4605,7 +4924,23 @@
           <w:i/>
           <w:iCs/>
         </w:rPr>
-        <w:t>{{sanctions_findings}}</w:t>
+        <w:t>{{</w:t>
+      </w:r>
+      <w:proofErr w:type="spellStart"/>
+      <w:r>
+        <w:rPr>
+          <w:i/>
+          <w:iCs/>
+        </w:rPr>
+        <w:t>sanctions_findings</w:t>
+      </w:r>
+      <w:proofErr w:type="spellEnd"/>
+      <w:r>
+        <w:rPr>
+          <w:i/>
+          <w:iCs/>
+        </w:rPr>
+        <w:t>}}</w:t>
       </w:r>
       <w:bookmarkEnd w:id="5"/>
     </w:p>
@@ -4674,7 +5009,27 @@
           <w:kern w:val="12"/>
           <w:szCs w:val="18"/>
         </w:rPr>
-        <w:t>{{b_rating}}</w:t>
+        <w:t>{{</w:t>
+      </w:r>
+      <w:proofErr w:type="spellStart"/>
+      <w:r>
+        <w:rPr>
+          <w:rFonts w:cs="Arial"/>
+          <w:b/>
+          <w:kern w:val="12"/>
+          <w:szCs w:val="18"/>
+        </w:rPr>
+        <w:t>b_rating</w:t>
+      </w:r>
+      <w:proofErr w:type="spellEnd"/>
+      <w:r>
+        <w:rPr>
+          <w:rFonts w:cs="Arial"/>
+          <w:b/>
+          <w:kern w:val="12"/>
+          <w:szCs w:val="18"/>
+        </w:rPr>
+        <w:t>}}</w:t>
       </w:r>
     </w:p>
     <w:tbl>
@@ -4747,9 +5102,11 @@
         </w:rPr>
         <w:t>{{</w:t>
       </w:r>
+      <w:proofErr w:type="spellStart"/>
       <w:r>
         <w:t>antiBribery_findings</w:t>
       </w:r>
+      <w:proofErr w:type="spellEnd"/>
       <w:r>
         <w:rPr>
           <w:i/>
@@ -4821,7 +5178,27 @@
           <w:kern w:val="12"/>
           <w:szCs w:val="18"/>
         </w:rPr>
-        <w:t>{{c_rating}}</w:t>
+        <w:t>{{</w:t>
+      </w:r>
+      <w:proofErr w:type="spellStart"/>
+      <w:r>
+        <w:rPr>
+          <w:rFonts w:cs="Arial"/>
+          <w:b/>
+          <w:kern w:val="12"/>
+          <w:szCs w:val="18"/>
+        </w:rPr>
+        <w:t>c_rating</w:t>
+      </w:r>
+      <w:proofErr w:type="spellEnd"/>
+      <w:r>
+        <w:rPr>
+          <w:rFonts w:cs="Arial"/>
+          <w:b/>
+          <w:kern w:val="12"/>
+          <w:szCs w:val="18"/>
+        </w:rPr>
+        <w:t>}}</w:t>
       </w:r>
     </w:p>
     <w:tbl>
@@ -4890,544 +5267,17 @@
           <w:i/>
           <w:iCs/>
         </w:rPr>
-        <w:t>{{government_ownership_and_political_affiliations_findings}}</w:t>
+        <w:t>{{</w:t>
       </w:r>
-    </w:p>
-    <w:tbl>
-      <w:tblPr>
-        <w:tblStyle w:val="TableGrid"/>
-        <w:tblpPr w:leftFromText="180" w:rightFromText="180" w:vertAnchor="text" w:tblpY="1"/>
-        <w:tblOverlap w:val="never"/>
-        <w:tblW w:w="0" w:type="auto"/>
-        <w:tblLook w:val="04A0" w:firstRow="1" w:lastRow="0" w:firstColumn="1" w:lastColumn="0" w:noHBand="0" w:noVBand="1"/>
-      </w:tblPr>
-      <w:tblGrid>
-        <w:gridCol w:w="8359"/>
-      </w:tblGrid>
-      <w:tr>
-        <w:tc>
-          <w:tcPr>
-            <w:tcW w:w="8359" w:type="dxa"/>
-            <w:tcBorders>
-              <w:top w:val="nil"/>
-              <w:left w:val="nil"/>
-              <w:bottom w:val="nil"/>
-              <w:right w:val="nil"/>
-            </w:tcBorders>
-          </w:tcPr>
-          <w:p>
-            <w:pPr>
-              <w:pStyle w:val="Heading3"/>
-              <w:numPr>
-                <w:ilvl w:val="0"/>
-                <w:numId w:val="13"/>
-              </w:numPr>
-              <w:rPr>
-                <w:kern w:val="12"/>
-                <w:szCs w:val="18"/>
-              </w:rPr>
-            </w:pPr>
-            <w:bookmarkStart w:id="10" w:name="_Toc200109596"/>
-            <w:r>
-              <w:rPr>
-                <w:rStyle w:val="Emphasis"/>
-                <w:i w:val="0"/>
-                <w:iCs w:val="0"/>
-              </w:rPr>
-              <w:lastRenderedPageBreak/>
-              <w:t>Financial Indicators</w:t>
-            </w:r>
-            <w:bookmarkEnd w:id="10"/>
-          </w:p>
-        </w:tc>
-      </w:tr>
-    </w:tbl>
-    <w:p>
-      <w:pPr>
-        <w:jc w:val="right"/>
-        <w:rPr>
-          <w:rFonts w:cs="Arial"/>
-          <w:b/>
-          <w:kern w:val="12"/>
-          <w:szCs w:val="18"/>
-        </w:rPr>
-      </w:pPr>
+      <w:proofErr w:type="spellStart"/>
       <w:r>
-        <w:rPr>
-          <w:rFonts w:cs="Arial"/>
-          <w:b/>
-          <w:kern w:val="12"/>
-          <w:szCs w:val="18"/>
-        </w:rPr>
-        <w:t>{{d_rating}}</w:t>
-      </w:r>
-    </w:p>
-    <w:tbl>
-      <w:tblPr>
-        <w:tblStyle w:val="TableGrid"/>
-        <w:tblW w:w="0" w:type="auto"/>
-        <w:tblBorders>
-          <w:top w:val="single" w:sz="12" w:space="0" w:color="BFBFBF" w:themeColor="background1" w:themeShade="BF"/>
-          <w:left w:val="single" w:sz="12" w:space="0" w:color="BFBFBF" w:themeColor="background1" w:themeShade="BF"/>
-          <w:bottom w:val="none" w:sz="0" w:space="0" w:color="auto"/>
-          <w:right w:val="none" w:sz="0" w:space="0" w:color="auto"/>
-          <w:insideH w:val="single" w:sz="12" w:space="0" w:color="BFBFBF" w:themeColor="background1" w:themeShade="BF"/>
-          <w:insideV w:val="single" w:sz="12" w:space="0" w:color="BFBFBF" w:themeColor="background1" w:themeShade="BF"/>
-        </w:tblBorders>
-        <w:tblLook w:val="04A0" w:firstRow="1" w:lastRow="0" w:firstColumn="1" w:lastColumn="0" w:noHBand="0" w:noVBand="1"/>
-      </w:tblPr>
-      <w:tblGrid>
-        <w:gridCol w:w="10049"/>
-      </w:tblGrid>
-      <w:tr>
-        <w:tc>
-          <w:tcPr>
-            <w:tcW w:w="10049" w:type="dxa"/>
-          </w:tcPr>
-          <w:p>
-            <w:pPr>
-              <w:rPr>
-                <w:rFonts w:cs="Arial"/>
-                <w:b/>
-                <w:kern w:val="12"/>
-                <w:szCs w:val="18"/>
-              </w:rPr>
-            </w:pPr>
-            <w:r>
-              <w:rPr>
-                <w:rFonts w:cs="Arial"/>
-                <w:i/>
-                <w:iCs/>
-                <w:kern w:val="12"/>
-                <w:sz w:val="16"/>
-                <w:szCs w:val="16"/>
-              </w:rPr>
-              <w:t>This section shall list third parties in aspects of financial performance and risk, respective ratings, key performance indicators.</w:t>
-            </w:r>
-          </w:p>
-        </w:tc>
-      </w:tr>
-    </w:tbl>
-    <w:p>
-      <w:pPr>
         <w:rPr>
           <w:i/>
           <w:iCs/>
         </w:rPr>
-      </w:pPr>
-    </w:p>
-    <w:p>
-      <w:pPr>
-        <w:rPr>
-          <w:i/>
-          <w:iCs/>
-        </w:rPr>
-      </w:pPr>
-      <w:r>
-        <w:rPr>
-          <w:i/>
-          <w:iCs/>
-        </w:rPr>
-        <w:t>{{financial_indicators_findings}}</w:t>
+        <w:t>government_ownership_and_political_affiliations_findings</w:t>
       </w:r>
-    </w:p>
-    <w:p>
-      <w:pPr>
-        <w:rPr>
-          <w:i/>
-          <w:iCs/>
-        </w:rPr>
-      </w:pPr>
-      <w:r>
-        <w:rPr>
-          <w:i/>
-          <w:iCs/>
-        </w:rPr>
-        <w:t>{{</w:t>
-      </w:r>
-      <w:r>
-        <w:rPr>
-          <w:i/>
-          <w:iCs/>
-        </w:rPr>
-        <w:t>bankruptcy</w:t>
-      </w:r>
-      <w:r>
-        <w:rPr>
-          <w:i/>
-          <w:iCs/>
-        </w:rPr>
-        <w:t>_findings}}</w:t>
-      </w:r>
-    </w:p>
-    <w:tbl>
-      <w:tblPr>
-        <w:tblStyle w:val="TableGrid"/>
-        <w:tblpPr w:leftFromText="180" w:rightFromText="180" w:vertAnchor="text" w:tblpY="1"/>
-        <w:tblOverlap w:val="never"/>
-        <w:tblW w:w="0" w:type="auto"/>
-        <w:tblLook w:val="04A0" w:firstRow="1" w:lastRow="0" w:firstColumn="1" w:lastColumn="0" w:noHBand="0" w:noVBand="1"/>
-      </w:tblPr>
-      <w:tblGrid>
-        <w:gridCol w:w="8359"/>
-      </w:tblGrid>
-      <w:tr>
-        <w:tc>
-          <w:tcPr>
-            <w:tcW w:w="8359" w:type="dxa"/>
-            <w:tcBorders>
-              <w:top w:val="nil"/>
-              <w:left w:val="nil"/>
-              <w:bottom w:val="nil"/>
-              <w:right w:val="nil"/>
-            </w:tcBorders>
-          </w:tcPr>
-          <w:p>
-            <w:pPr>
-              <w:pStyle w:val="Heading3"/>
-              <w:numPr>
-                <w:ilvl w:val="0"/>
-                <w:numId w:val="13"/>
-              </w:numPr>
-              <w:rPr>
-                <w:i/>
-                <w:iCs/>
-                <w:kern w:val="12"/>
-                <w:szCs w:val="18"/>
-              </w:rPr>
-            </w:pPr>
-            <w:bookmarkStart w:id="11" w:name="_Toc200109597"/>
-            <w:r>
-              <w:rPr>
-                <w:rStyle w:val="Emphasis"/>
-                <w:i w:val="0"/>
-                <w:iCs w:val="0"/>
-              </w:rPr>
-              <w:t>Other</w:t>
-            </w:r>
-            <w:r>
-              <w:rPr>
-                <w:rFonts w:eastAsiaTheme="minorHAnsi"/>
-                <w:i/>
-                <w:iCs/>
-              </w:rPr>
-              <w:t xml:space="preserve"> </w:t>
-            </w:r>
-            <w:r>
-              <w:rPr>
-                <w:rStyle w:val="Emphasis"/>
-                <w:i w:val="0"/>
-                <w:iCs w:val="0"/>
-              </w:rPr>
-              <w:t>Adverse</w:t>
-            </w:r>
-            <w:r>
-              <w:rPr>
-                <w:rStyle w:val="Emphasis"/>
-              </w:rPr>
-              <w:t xml:space="preserve"> </w:t>
-            </w:r>
-            <w:r>
-              <w:rPr>
-                <w:rStyle w:val="Emphasis"/>
-                <w:i w:val="0"/>
-                <w:iCs w:val="0"/>
-              </w:rPr>
-              <w:t>Media</w:t>
-            </w:r>
-            <w:bookmarkEnd w:id="11"/>
-          </w:p>
-        </w:tc>
-      </w:tr>
-    </w:tbl>
-    <w:p>
-      <w:pPr>
-        <w:jc w:val="right"/>
-        <w:rPr>
-          <w:rFonts w:cs="Arial"/>
-          <w:b/>
-          <w:kern w:val="12"/>
-          <w:szCs w:val="18"/>
-        </w:rPr>
-      </w:pPr>
-      <w:r>
-        <w:rPr>
-          <w:rFonts w:cs="Arial"/>
-          <w:b/>
-          <w:kern w:val="12"/>
-          <w:szCs w:val="18"/>
-        </w:rPr>
-        <w:t>{{e_rating}}</w:t>
-      </w:r>
-    </w:p>
-    <w:tbl>
-      <w:tblPr>
-        <w:tblStyle w:val="TableGrid"/>
-        <w:tblW w:w="0" w:type="auto"/>
-        <w:tblBorders>
-          <w:top w:val="single" w:sz="12" w:space="0" w:color="BFBFBF" w:themeColor="background1" w:themeShade="BF"/>
-          <w:left w:val="single" w:sz="12" w:space="0" w:color="BFBFBF" w:themeColor="background1" w:themeShade="BF"/>
-          <w:bottom w:val="none" w:sz="0" w:space="0" w:color="auto"/>
-          <w:right w:val="none" w:sz="0" w:space="0" w:color="auto"/>
-          <w:insideH w:val="single" w:sz="12" w:space="0" w:color="BFBFBF" w:themeColor="background1" w:themeShade="BF"/>
-          <w:insideV w:val="single" w:sz="12" w:space="0" w:color="BFBFBF" w:themeColor="background1" w:themeShade="BF"/>
-        </w:tblBorders>
-        <w:tblLook w:val="04A0" w:firstRow="1" w:lastRow="0" w:firstColumn="1" w:lastColumn="0" w:noHBand="0" w:noVBand="1"/>
-      </w:tblPr>
-      <w:tblGrid>
-        <w:gridCol w:w="10049"/>
-      </w:tblGrid>
-      <w:tr>
-        <w:tc>
-          <w:tcPr>
-            <w:tcW w:w="10049" w:type="dxa"/>
-          </w:tcPr>
-          <w:p>
-            <w:pPr>
-              <w:rPr>
-                <w:rFonts w:cs="Arial"/>
-                <w:b/>
-                <w:kern w:val="12"/>
-                <w:szCs w:val="18"/>
-              </w:rPr>
-            </w:pPr>
-            <w:r>
-              <w:rPr>
-                <w:rFonts w:cs="Arial"/>
-                <w:i/>
-                <w:iCs/>
-                <w:kern w:val="12"/>
-                <w:sz w:val="16"/>
-                <w:szCs w:val="16"/>
-              </w:rPr>
-              <w:t>This section focuses on third parties that have negative/adverse media coverage on fraud, fair competition, securities exchange violations, tax violations, data privacy, etc.</w:t>
-            </w:r>
-          </w:p>
-        </w:tc>
-      </w:tr>
-    </w:tbl>
-    <w:p>
-      <w:pPr>
-        <w:rPr>
-          <w:i/>
-          <w:iCs/>
-        </w:rPr>
-      </w:pPr>
-    </w:p>
-    <w:p>
-      <w:pPr>
-        <w:rPr>
-          <w:i/>
-          <w:iCs/>
-        </w:rPr>
-      </w:pPr>
-      <w:r>
-        <w:rPr>
-          <w:i/>
-          <w:iCs/>
-        </w:rPr>
-        <w:t>{{other_adverse_media_findings}}</w:t>
-      </w:r>
-    </w:p>
-    <w:tbl>
-      <w:tblPr>
-        <w:tblStyle w:val="TableGrid"/>
-        <w:tblpPr w:leftFromText="180" w:rightFromText="180" w:vertAnchor="text" w:tblpY="1"/>
-        <w:tblOverlap w:val="never"/>
-        <w:tblW w:w="0" w:type="auto"/>
-        <w:tblLook w:val="04A0" w:firstRow="1" w:lastRow="0" w:firstColumn="1" w:lastColumn="0" w:noHBand="0" w:noVBand="1"/>
-      </w:tblPr>
-      <w:tblGrid>
-        <w:gridCol w:w="8359"/>
-      </w:tblGrid>
-      <w:tr>
-        <w:tc>
-          <w:tcPr>
-            <w:tcW w:w="8359" w:type="dxa"/>
-            <w:tcBorders>
-              <w:top w:val="nil"/>
-              <w:left w:val="nil"/>
-              <w:bottom w:val="nil"/>
-              <w:right w:val="nil"/>
-            </w:tcBorders>
-          </w:tcPr>
-          <w:p>
-            <w:pPr>
-              <w:pStyle w:val="Heading3"/>
-              <w:numPr>
-                <w:ilvl w:val="0"/>
-                <w:numId w:val="13"/>
-              </w:numPr>
-              <w:rPr>
-                <w:kern w:val="12"/>
-                <w:szCs w:val="18"/>
-              </w:rPr>
-            </w:pPr>
-            <w:bookmarkStart w:id="12" w:name="_Toc200109598"/>
-            <w:r>
-              <w:rPr>
-                <w:rFonts w:eastAsiaTheme="minorHAnsi"/>
-              </w:rPr>
-              <w:t>Additional Indicators</w:t>
-            </w:r>
-            <w:bookmarkEnd w:id="12"/>
-          </w:p>
-        </w:tc>
-      </w:tr>
-    </w:tbl>
-    <w:p>
-      <w:pPr>
-        <w:jc w:val="right"/>
-        <w:rPr>
-          <w:rFonts w:cs="Arial"/>
-          <w:b/>
-          <w:kern w:val="12"/>
-          <w:szCs w:val="18"/>
-        </w:rPr>
-      </w:pPr>
-      <w:r>
-        <w:rPr>
-          <w:rFonts w:cs="Arial"/>
-          <w:b/>
-          <w:kern w:val="12"/>
-          <w:szCs w:val="18"/>
-        </w:rPr>
-        <w:t>{{f_rating}}</w:t>
-      </w:r>
-    </w:p>
-    <w:tbl>
-      <w:tblPr>
-        <w:tblStyle w:val="TableGrid"/>
-        <w:tblW w:w="0" w:type="auto"/>
-        <w:tblBorders>
-          <w:top w:val="single" w:sz="12" w:space="0" w:color="BFBFBF" w:themeColor="background1" w:themeShade="BF"/>
-          <w:left w:val="single" w:sz="12" w:space="0" w:color="BFBFBF" w:themeColor="background1" w:themeShade="BF"/>
-          <w:bottom w:val="none" w:sz="0" w:space="0" w:color="auto"/>
-          <w:right w:val="none" w:sz="0" w:space="0" w:color="auto"/>
-          <w:insideH w:val="single" w:sz="12" w:space="0" w:color="BFBFBF" w:themeColor="background1" w:themeShade="BF"/>
-          <w:insideV w:val="single" w:sz="12" w:space="0" w:color="BFBFBF" w:themeColor="background1" w:themeShade="BF"/>
-        </w:tblBorders>
-        <w:tblLook w:val="04A0" w:firstRow="1" w:lastRow="0" w:firstColumn="1" w:lastColumn="0" w:noHBand="0" w:noVBand="1"/>
-      </w:tblPr>
-      <w:tblGrid>
-        <w:gridCol w:w="10049"/>
-      </w:tblGrid>
-      <w:tr>
-        <w:tc>
-          <w:tcPr>
-            <w:tcW w:w="10049" w:type="dxa"/>
-          </w:tcPr>
-          <w:p>
-            <w:pPr>
-              <w:rPr>
-                <w:rFonts w:cs="Arial"/>
-                <w:b/>
-                <w:kern w:val="12"/>
-                <w:szCs w:val="18"/>
-              </w:rPr>
-            </w:pPr>
-            <w:r>
-              <w:rPr>
-                <w:rFonts w:cs="Arial"/>
-                <w:i/>
-                <w:iCs/>
-                <w:kern w:val="12"/>
-                <w:sz w:val="16"/>
-                <w:szCs w:val="16"/>
-              </w:rPr>
-              <w:t>This section shall list third parties and related entities involved in data breaches, unauthorized access, malware incidents, regulatory non-compliance, and cybersecurity risks, including but not limited to those identified by NIST, ISO, GDPR, CCPA, and other relevant regulatory authorities. This section will also list third parties and related entities linked to environmental, social, and governance risks, including but not limited to carbon emissions, labor rights violations, corporate governance failures, and non-compliance with ESG frameworks such as UNPRI, GRI, SASB, and other relevant regulatory bodies.</w:t>
-            </w:r>
-          </w:p>
-        </w:tc>
-      </w:tr>
-    </w:tbl>
-    <w:p>
-      <w:pPr>
-        <w:rPr>
-          <w:i/>
-          <w:iCs/>
-        </w:rPr>
-      </w:pPr>
-    </w:p>
-    <w:p>
-      <w:pPr>
-        <w:rPr>
-          <w:i/>
-          <w:iCs/>
-        </w:rPr>
-      </w:pPr>
-      <w:r>
-        <w:rPr>
-          <w:i/>
-          <w:iCs/>
-        </w:rPr>
-        <w:t>{{</w:t>
-      </w:r>
-      <w:r>
-        <w:rPr>
-          <w:i/>
-          <w:iCs/>
-        </w:rPr>
-        <w:t>web_</w:t>
-      </w:r>
-      <w:r>
-        <w:rPr>
-          <w:i/>
-          <w:iCs/>
-        </w:rPr>
-        <w:t>findings}}</w:t>
-      </w:r>
-    </w:p>
-    <w:p>
-      <w:pPr>
-        <w:rPr>
-          <w:i/>
-          <w:iCs/>
-        </w:rPr>
-      </w:pPr>
-      <w:r>
-        <w:rPr>
-          <w:i/>
-          <w:iCs/>
-        </w:rPr>
-        <w:t>{{</w:t>
-      </w:r>
-      <w:r>
-        <w:rPr>
-          <w:i/>
-          <w:iCs/>
-        </w:rPr>
-        <w:t>cyberSecurity_findings</w:t>
-      </w:r>
-      <w:r>
-        <w:rPr>
-          <w:i/>
-          <w:iCs/>
-        </w:rPr>
-        <w:t>}}</w:t>
-      </w:r>
-    </w:p>
-    <w:p>
-      <w:pPr>
-        <w:rPr>
-          <w:i/>
-          <w:iCs/>
-        </w:rPr>
-      </w:pPr>
-      <w:r>
-        <w:rPr>
-          <w:i/>
-          <w:iCs/>
-        </w:rPr>
-        <w:t>{{</w:t>
-      </w:r>
-      <w:r>
-        <w:rPr>
-          <w:i/>
-          <w:iCs/>
-        </w:rPr>
-        <w:t>esg_findings</w:t>
-      </w:r>
+      <w:proofErr w:type="spellEnd"/>
       <w:r>
         <w:rPr>
           <w:i/>
@@ -5470,14 +5320,16 @@
                 <w:szCs w:val="18"/>
               </w:rPr>
             </w:pPr>
-            <w:bookmarkStart w:id="13" w:name="_Toc200109599"/>
-            <w:r>
-              <w:rPr>
-                <w:rFonts w:eastAsiaTheme="minorHAnsi"/>
-              </w:rPr>
-              <w:t>Regulatory &amp; Legal</w:t>
-            </w:r>
-            <w:bookmarkEnd w:id="13"/>
+            <w:bookmarkStart w:id="10" w:name="_Toc200109596"/>
+            <w:r>
+              <w:rPr>
+                <w:rStyle w:val="Emphasis"/>
+                <w:i w:val="0"/>
+                <w:iCs w:val="0"/>
+              </w:rPr>
+              <w:t>Financial Indicators</w:t>
+            </w:r>
+            <w:bookmarkEnd w:id="10"/>
           </w:p>
         </w:tc>
       </w:tr>
@@ -5499,7 +5351,27 @@
           <w:kern w:val="12"/>
           <w:szCs w:val="18"/>
         </w:rPr>
-        <w:t>{{g_rating}}</w:t>
+        <w:t>{{</w:t>
+      </w:r>
+      <w:proofErr w:type="spellStart"/>
+      <w:r>
+        <w:rPr>
+          <w:rFonts w:cs="Arial"/>
+          <w:b/>
+          <w:kern w:val="12"/>
+          <w:szCs w:val="18"/>
+        </w:rPr>
+        <w:t>d_rating</w:t>
+      </w:r>
+      <w:proofErr w:type="spellEnd"/>
+      <w:r>
+        <w:rPr>
+          <w:rFonts w:cs="Arial"/>
+          <w:b/>
+          <w:kern w:val="12"/>
+          <w:szCs w:val="18"/>
+        </w:rPr>
+        <w:t>}}</w:t>
       </w:r>
     </w:p>
     <w:tbl>
@@ -5542,7 +5414,7 @@
                 <w:sz w:val="16"/>
                 <w:szCs w:val="16"/>
               </w:rPr>
-              <w:t>This section shall list third parties and related entities linked to environmental, social, and governance risks, including but not limited to carbon emissions, labor rights violations, corporate governance failures, and non-compliance with ESG frameworks such as UNPRI, GRI, SASB, and other relevant regulatory bodies.</w:t>
+              <w:t>This section shall list third parties in aspects of financial performance and risk, respective ratings, key performance indicators.</w:t>
             </w:r>
           </w:p>
         </w:tc>
@@ -5551,7 +5423,8 @@
     <w:p>
       <w:pPr>
         <w:rPr>
-          <w:rFonts w:eastAsiaTheme="minorHAnsi"/>
+          <w:i/>
+          <w:iCs/>
         </w:rPr>
       </w:pPr>
     </w:p>
@@ -5567,36 +5440,17 @@
           <w:i/>
           <w:iCs/>
         </w:rPr>
-        <w:t>{</w:t>
+        <w:t>{{</w:t>
       </w:r>
+      <w:proofErr w:type="spellStart"/>
       <w:r>
         <w:rPr>
           <w:i/>
           <w:iCs/>
         </w:rPr>
-        <w:t>{r</w:t>
+        <w:t>financial_indicators_findings</w:t>
       </w:r>
-      <w:r>
-        <w:rPr>
-          <w:i/>
-          <w:iCs/>
-        </w:rPr>
-        <w:t>egularit</w:t>
-      </w:r>
-      <w:r>
-        <w:rPr>
-          <w:i/>
-          <w:iCs/>
-        </w:rPr>
-        <w:t>y_</w:t>
-      </w:r>
-      <w:r>
-        <w:rPr>
-          <w:i/>
-          <w:iCs/>
-        </w:rPr>
-        <w:t>findings</w:t>
-      </w:r>
+      <w:proofErr w:type="spellEnd"/>
       <w:r>
         <w:rPr>
           <w:i/>
@@ -5617,14 +5471,398 @@
           <w:i/>
           <w:iCs/>
         </w:rPr>
-        <w:t>{</w:t>
+        <w:t>{{</w:t>
+      </w:r>
+      <w:proofErr w:type="spellStart"/>
+      <w:r>
+        <w:rPr>
+          <w:i/>
+          <w:iCs/>
+        </w:rPr>
+        <w:t>bankruptcy</w:t>
       </w:r>
       <w:r>
         <w:rPr>
           <w:i/>
           <w:iCs/>
         </w:rPr>
-        <w:t>{legal_</w:t>
+        <w:t>_findings</w:t>
+      </w:r>
+      <w:proofErr w:type="spellEnd"/>
+      <w:r>
+        <w:rPr>
+          <w:i/>
+          <w:iCs/>
+        </w:rPr>
+        <w:t>}}</w:t>
+      </w:r>
+    </w:p>
+    <w:tbl>
+      <w:tblPr>
+        <w:tblStyle w:val="TableGrid"/>
+        <w:tblpPr w:leftFromText="180" w:rightFromText="180" w:vertAnchor="text" w:tblpY="1"/>
+        <w:tblOverlap w:val="never"/>
+        <w:tblW w:w="0" w:type="auto"/>
+        <w:tblLook w:val="04A0" w:firstRow="1" w:lastRow="0" w:firstColumn="1" w:lastColumn="0" w:noHBand="0" w:noVBand="1"/>
+      </w:tblPr>
+      <w:tblGrid>
+        <w:gridCol w:w="8359"/>
+      </w:tblGrid>
+      <w:tr>
+        <w:tc>
+          <w:tcPr>
+            <w:tcW w:w="8359" w:type="dxa"/>
+            <w:tcBorders>
+              <w:top w:val="nil"/>
+              <w:left w:val="nil"/>
+              <w:bottom w:val="nil"/>
+              <w:right w:val="nil"/>
+            </w:tcBorders>
+          </w:tcPr>
+          <w:p>
+            <w:pPr>
+              <w:pStyle w:val="Heading3"/>
+              <w:numPr>
+                <w:ilvl w:val="0"/>
+                <w:numId w:val="13"/>
+              </w:numPr>
+              <w:rPr>
+                <w:i/>
+                <w:iCs/>
+                <w:kern w:val="12"/>
+                <w:szCs w:val="18"/>
+              </w:rPr>
+            </w:pPr>
+            <w:bookmarkStart w:id="11" w:name="_Toc200109597"/>
+            <w:r>
+              <w:rPr>
+                <w:rStyle w:val="Emphasis"/>
+                <w:i w:val="0"/>
+                <w:iCs w:val="0"/>
+              </w:rPr>
+              <w:t>Other</w:t>
+            </w:r>
+            <w:r>
+              <w:rPr>
+                <w:rFonts w:eastAsiaTheme="minorHAnsi"/>
+                <w:i/>
+                <w:iCs/>
+              </w:rPr>
+              <w:t xml:space="preserve"> </w:t>
+            </w:r>
+            <w:r>
+              <w:rPr>
+                <w:rStyle w:val="Emphasis"/>
+                <w:i w:val="0"/>
+                <w:iCs w:val="0"/>
+              </w:rPr>
+              <w:t>Adverse</w:t>
+            </w:r>
+            <w:r>
+              <w:rPr>
+                <w:rStyle w:val="Emphasis"/>
+              </w:rPr>
+              <w:t xml:space="preserve"> </w:t>
+            </w:r>
+            <w:r>
+              <w:rPr>
+                <w:rStyle w:val="Emphasis"/>
+                <w:i w:val="0"/>
+                <w:iCs w:val="0"/>
+              </w:rPr>
+              <w:t>Media</w:t>
+            </w:r>
+            <w:bookmarkEnd w:id="11"/>
+          </w:p>
+        </w:tc>
+      </w:tr>
+    </w:tbl>
+    <w:p>
+      <w:pPr>
+        <w:jc w:val="right"/>
+        <w:rPr>
+          <w:rFonts w:cs="Arial"/>
+          <w:b/>
+          <w:kern w:val="12"/>
+          <w:szCs w:val="18"/>
+        </w:rPr>
+      </w:pPr>
+      <w:r>
+        <w:rPr>
+          <w:rFonts w:cs="Arial"/>
+          <w:b/>
+          <w:kern w:val="12"/>
+          <w:szCs w:val="18"/>
+        </w:rPr>
+        <w:t>{{</w:t>
+      </w:r>
+      <w:proofErr w:type="spellStart"/>
+      <w:r>
+        <w:rPr>
+          <w:rFonts w:cs="Arial"/>
+          <w:b/>
+          <w:kern w:val="12"/>
+          <w:szCs w:val="18"/>
+        </w:rPr>
+        <w:t>e_rating</w:t>
+      </w:r>
+      <w:proofErr w:type="spellEnd"/>
+      <w:r>
+        <w:rPr>
+          <w:rFonts w:cs="Arial"/>
+          <w:b/>
+          <w:kern w:val="12"/>
+          <w:szCs w:val="18"/>
+        </w:rPr>
+        <w:t>}}</w:t>
+      </w:r>
+    </w:p>
+    <w:tbl>
+      <w:tblPr>
+        <w:tblStyle w:val="TableGrid"/>
+        <w:tblW w:w="0" w:type="auto"/>
+        <w:tblBorders>
+          <w:top w:val="single" w:sz="12" w:space="0" w:color="BFBFBF" w:themeColor="background1" w:themeShade="BF"/>
+          <w:left w:val="single" w:sz="12" w:space="0" w:color="BFBFBF" w:themeColor="background1" w:themeShade="BF"/>
+          <w:bottom w:val="none" w:sz="0" w:space="0" w:color="auto"/>
+          <w:right w:val="none" w:sz="0" w:space="0" w:color="auto"/>
+          <w:insideH w:val="single" w:sz="12" w:space="0" w:color="BFBFBF" w:themeColor="background1" w:themeShade="BF"/>
+          <w:insideV w:val="single" w:sz="12" w:space="0" w:color="BFBFBF" w:themeColor="background1" w:themeShade="BF"/>
+        </w:tblBorders>
+        <w:tblLook w:val="04A0" w:firstRow="1" w:lastRow="0" w:firstColumn="1" w:lastColumn="0" w:noHBand="0" w:noVBand="1"/>
+      </w:tblPr>
+      <w:tblGrid>
+        <w:gridCol w:w="10049"/>
+      </w:tblGrid>
+      <w:tr>
+        <w:tc>
+          <w:tcPr>
+            <w:tcW w:w="10049" w:type="dxa"/>
+          </w:tcPr>
+          <w:p>
+            <w:pPr>
+              <w:rPr>
+                <w:rFonts w:cs="Arial"/>
+                <w:b/>
+                <w:kern w:val="12"/>
+                <w:szCs w:val="18"/>
+              </w:rPr>
+            </w:pPr>
+            <w:r>
+              <w:rPr>
+                <w:rFonts w:cs="Arial"/>
+                <w:i/>
+                <w:iCs/>
+                <w:kern w:val="12"/>
+                <w:sz w:val="16"/>
+                <w:szCs w:val="16"/>
+              </w:rPr>
+              <w:t>This section focuses on third parties that have negative/adverse media coverage on fraud, fair competition, securities exchange violations, tax violations, data privacy, etc.</w:t>
+            </w:r>
+          </w:p>
+        </w:tc>
+      </w:tr>
+    </w:tbl>
+    <w:p>
+      <w:pPr>
+        <w:rPr>
+          <w:i/>
+          <w:iCs/>
+        </w:rPr>
+      </w:pPr>
+    </w:p>
+    <w:p>
+      <w:pPr>
+        <w:rPr>
+          <w:i/>
+          <w:iCs/>
+        </w:rPr>
+      </w:pPr>
+      <w:r>
+        <w:rPr>
+          <w:i/>
+          <w:iCs/>
+        </w:rPr>
+        <w:t>{{</w:t>
+      </w:r>
+      <w:proofErr w:type="spellStart"/>
+      <w:r>
+        <w:rPr>
+          <w:i/>
+          <w:iCs/>
+        </w:rPr>
+        <w:t>other_adverse_media_findings</w:t>
+      </w:r>
+      <w:proofErr w:type="spellEnd"/>
+      <w:r>
+        <w:rPr>
+          <w:i/>
+          <w:iCs/>
+        </w:rPr>
+        <w:t>}}</w:t>
+      </w:r>
+    </w:p>
+    <w:tbl>
+      <w:tblPr>
+        <w:tblStyle w:val="TableGrid"/>
+        <w:tblpPr w:leftFromText="180" w:rightFromText="180" w:vertAnchor="text" w:tblpY="1"/>
+        <w:tblOverlap w:val="never"/>
+        <w:tblW w:w="0" w:type="auto"/>
+        <w:tblLook w:val="04A0" w:firstRow="1" w:lastRow="0" w:firstColumn="1" w:lastColumn="0" w:noHBand="0" w:noVBand="1"/>
+      </w:tblPr>
+      <w:tblGrid>
+        <w:gridCol w:w="8359"/>
+      </w:tblGrid>
+      <w:tr>
+        <w:tc>
+          <w:tcPr>
+            <w:tcW w:w="8359" w:type="dxa"/>
+            <w:tcBorders>
+              <w:top w:val="nil"/>
+              <w:left w:val="nil"/>
+              <w:bottom w:val="nil"/>
+              <w:right w:val="nil"/>
+            </w:tcBorders>
+          </w:tcPr>
+          <w:p>
+            <w:pPr>
+              <w:pStyle w:val="Heading3"/>
+              <w:numPr>
+                <w:ilvl w:val="0"/>
+                <w:numId w:val="13"/>
+              </w:numPr>
+              <w:rPr>
+                <w:kern w:val="12"/>
+                <w:szCs w:val="18"/>
+              </w:rPr>
+            </w:pPr>
+            <w:bookmarkStart w:id="12" w:name="_Toc200109598"/>
+            <w:r>
+              <w:rPr>
+                <w:rFonts w:eastAsiaTheme="minorHAnsi"/>
+              </w:rPr>
+              <w:t>Additional Indicators</w:t>
+            </w:r>
+            <w:bookmarkEnd w:id="12"/>
+          </w:p>
+        </w:tc>
+      </w:tr>
+    </w:tbl>
+    <w:p>
+      <w:pPr>
+        <w:jc w:val="right"/>
+        <w:rPr>
+          <w:rFonts w:cs="Arial"/>
+          <w:b/>
+          <w:kern w:val="12"/>
+          <w:szCs w:val="18"/>
+        </w:rPr>
+      </w:pPr>
+      <w:r>
+        <w:rPr>
+          <w:rFonts w:cs="Arial"/>
+          <w:b/>
+          <w:kern w:val="12"/>
+          <w:szCs w:val="18"/>
+        </w:rPr>
+        <w:t>{{</w:t>
+      </w:r>
+      <w:proofErr w:type="spellStart"/>
+      <w:r>
+        <w:rPr>
+          <w:rFonts w:cs="Arial"/>
+          <w:b/>
+          <w:kern w:val="12"/>
+          <w:szCs w:val="18"/>
+        </w:rPr>
+        <w:t>f_rating</w:t>
+      </w:r>
+      <w:proofErr w:type="spellEnd"/>
+      <w:r>
+        <w:rPr>
+          <w:rFonts w:cs="Arial"/>
+          <w:b/>
+          <w:kern w:val="12"/>
+          <w:szCs w:val="18"/>
+        </w:rPr>
+        <w:t>}}</w:t>
+      </w:r>
+    </w:p>
+    <w:tbl>
+      <w:tblPr>
+        <w:tblStyle w:val="TableGrid"/>
+        <w:tblW w:w="0" w:type="auto"/>
+        <w:tblBorders>
+          <w:top w:val="single" w:sz="12" w:space="0" w:color="BFBFBF" w:themeColor="background1" w:themeShade="BF"/>
+          <w:left w:val="single" w:sz="12" w:space="0" w:color="BFBFBF" w:themeColor="background1" w:themeShade="BF"/>
+          <w:bottom w:val="none" w:sz="0" w:space="0" w:color="auto"/>
+          <w:right w:val="none" w:sz="0" w:space="0" w:color="auto"/>
+          <w:insideH w:val="single" w:sz="12" w:space="0" w:color="BFBFBF" w:themeColor="background1" w:themeShade="BF"/>
+          <w:insideV w:val="single" w:sz="12" w:space="0" w:color="BFBFBF" w:themeColor="background1" w:themeShade="BF"/>
+        </w:tblBorders>
+        <w:tblLook w:val="04A0" w:firstRow="1" w:lastRow="0" w:firstColumn="1" w:lastColumn="0" w:noHBand="0" w:noVBand="1"/>
+      </w:tblPr>
+      <w:tblGrid>
+        <w:gridCol w:w="10049"/>
+      </w:tblGrid>
+      <w:tr>
+        <w:tc>
+          <w:tcPr>
+            <w:tcW w:w="10049" w:type="dxa"/>
+          </w:tcPr>
+          <w:p>
+            <w:pPr>
+              <w:rPr>
+                <w:rFonts w:cs="Arial"/>
+                <w:b/>
+                <w:kern w:val="12"/>
+                <w:szCs w:val="18"/>
+              </w:rPr>
+            </w:pPr>
+            <w:r>
+              <w:rPr>
+                <w:rFonts w:cs="Arial"/>
+                <w:i/>
+                <w:iCs/>
+                <w:kern w:val="12"/>
+                <w:sz w:val="16"/>
+                <w:szCs w:val="16"/>
+              </w:rPr>
+              <w:t>This section shall list third parties and related entities involved in data breaches, unauthorized access, malware incidents, regulatory non-compliance, and cybersecurity risks, including but not limited to those identified by NIST, ISO, GDPR, CCPA, and other relevant regulatory authorities. This section will also list third parties and related entities linked to environmental, social, and governance risks, including but not limited to carbon emissions, labor rights violations, corporate governance failures, and non-compliance with ESG frameworks such as UNPRI, GRI, SASB, and other relevant regulatory bodies.</w:t>
+            </w:r>
+          </w:p>
+        </w:tc>
+      </w:tr>
+    </w:tbl>
+    <w:p>
+      <w:pPr>
+        <w:rPr>
+          <w:i/>
+          <w:iCs/>
+        </w:rPr>
+      </w:pPr>
+    </w:p>
+    <w:p>
+      <w:pPr>
+        <w:rPr>
+          <w:i/>
+          <w:iCs/>
+        </w:rPr>
+      </w:pPr>
+      <w:r>
+        <w:rPr>
+          <w:i/>
+          <w:iCs/>
+        </w:rPr>
+        <w:t>{{</w:t>
+      </w:r>
+      <w:proofErr w:type="spellStart"/>
+      <w:r>
+        <w:rPr>
+          <w:i/>
+          <w:iCs/>
+        </w:rPr>
+        <w:t>web_</w:t>
       </w:r>
       <w:r>
         <w:rPr>
@@ -5633,6 +5871,7 @@
         </w:rPr>
         <w:t>findings</w:t>
       </w:r>
+      <w:proofErr w:type="spellEnd"/>
       <w:r>
         <w:rPr>
           <w:i/>
@@ -5648,10 +5887,307 @@
           <w:iCs/>
         </w:rPr>
       </w:pPr>
+      <w:r>
+        <w:rPr>
+          <w:i/>
+          <w:iCs/>
+        </w:rPr>
+        <w:t>{{</w:t>
+      </w:r>
+      <w:proofErr w:type="spellStart"/>
+      <w:r>
+        <w:rPr>
+          <w:i/>
+          <w:iCs/>
+        </w:rPr>
+        <w:t>cyberSecurity_findings</w:t>
+      </w:r>
+      <w:proofErr w:type="spellEnd"/>
+      <w:r>
+        <w:rPr>
+          <w:i/>
+          <w:iCs/>
+        </w:rPr>
+        <w:t>}}</w:t>
+      </w:r>
     </w:p>
     <w:p>
       <w:pPr>
         <w:rPr>
+          <w:i/>
+          <w:iCs/>
+        </w:rPr>
+      </w:pPr>
+      <w:r>
+        <w:rPr>
+          <w:i/>
+          <w:iCs/>
+        </w:rPr>
+        <w:t>{{</w:t>
+      </w:r>
+      <w:proofErr w:type="spellStart"/>
+      <w:r>
+        <w:rPr>
+          <w:i/>
+          <w:iCs/>
+        </w:rPr>
+        <w:t>esg_findings</w:t>
+      </w:r>
+      <w:proofErr w:type="spellEnd"/>
+      <w:r>
+        <w:rPr>
+          <w:i/>
+          <w:iCs/>
+        </w:rPr>
+        <w:t>}}</w:t>
+      </w:r>
+    </w:p>
+    <w:tbl>
+      <w:tblPr>
+        <w:tblStyle w:val="TableGrid"/>
+        <w:tblpPr w:leftFromText="180" w:rightFromText="180" w:vertAnchor="text" w:tblpY="1"/>
+        <w:tblOverlap w:val="never"/>
+        <w:tblW w:w="0" w:type="auto"/>
+        <w:tblLook w:val="04A0" w:firstRow="1" w:lastRow="0" w:firstColumn="1" w:lastColumn="0" w:noHBand="0" w:noVBand="1"/>
+      </w:tblPr>
+      <w:tblGrid>
+        <w:gridCol w:w="8359"/>
+      </w:tblGrid>
+      <w:tr>
+        <w:tc>
+          <w:tcPr>
+            <w:tcW w:w="8359" w:type="dxa"/>
+            <w:tcBorders>
+              <w:top w:val="nil"/>
+              <w:left w:val="nil"/>
+              <w:bottom w:val="nil"/>
+              <w:right w:val="nil"/>
+            </w:tcBorders>
+          </w:tcPr>
+          <w:p>
+            <w:pPr>
+              <w:pStyle w:val="Heading3"/>
+              <w:numPr>
+                <w:ilvl w:val="0"/>
+                <w:numId w:val="13"/>
+              </w:numPr>
+              <w:rPr>
+                <w:kern w:val="12"/>
+                <w:szCs w:val="18"/>
+              </w:rPr>
+            </w:pPr>
+            <w:bookmarkStart w:id="13" w:name="_Toc200109599"/>
+            <w:r>
+              <w:rPr>
+                <w:rFonts w:eastAsiaTheme="minorHAnsi"/>
+              </w:rPr>
+              <w:t>Regulatory &amp; Legal</w:t>
+            </w:r>
+            <w:bookmarkEnd w:id="13"/>
+          </w:p>
+        </w:tc>
+      </w:tr>
+    </w:tbl>
+    <w:p>
+      <w:pPr>
+        <w:jc w:val="right"/>
+        <w:rPr>
+          <w:rFonts w:cs="Arial"/>
+          <w:b/>
+          <w:kern w:val="12"/>
+          <w:szCs w:val="18"/>
+        </w:rPr>
+      </w:pPr>
+      <w:r>
+        <w:rPr>
+          <w:rFonts w:cs="Arial"/>
+          <w:b/>
+          <w:kern w:val="12"/>
+          <w:szCs w:val="18"/>
+        </w:rPr>
+        <w:t>{{</w:t>
+      </w:r>
+      <w:proofErr w:type="spellStart"/>
+      <w:r>
+        <w:rPr>
+          <w:rFonts w:cs="Arial"/>
+          <w:b/>
+          <w:kern w:val="12"/>
+          <w:szCs w:val="18"/>
+        </w:rPr>
+        <w:t>g_rating</w:t>
+      </w:r>
+      <w:proofErr w:type="spellEnd"/>
+      <w:r>
+        <w:rPr>
+          <w:rFonts w:cs="Arial"/>
+          <w:b/>
+          <w:kern w:val="12"/>
+          <w:szCs w:val="18"/>
+        </w:rPr>
+        <w:t>}}</w:t>
+      </w:r>
+    </w:p>
+    <w:tbl>
+      <w:tblPr>
+        <w:tblStyle w:val="TableGrid"/>
+        <w:tblW w:w="0" w:type="auto"/>
+        <w:tblBorders>
+          <w:top w:val="single" w:sz="12" w:space="0" w:color="BFBFBF" w:themeColor="background1" w:themeShade="BF"/>
+          <w:left w:val="single" w:sz="12" w:space="0" w:color="BFBFBF" w:themeColor="background1" w:themeShade="BF"/>
+          <w:bottom w:val="none" w:sz="0" w:space="0" w:color="auto"/>
+          <w:right w:val="none" w:sz="0" w:space="0" w:color="auto"/>
+          <w:insideH w:val="single" w:sz="12" w:space="0" w:color="BFBFBF" w:themeColor="background1" w:themeShade="BF"/>
+          <w:insideV w:val="single" w:sz="12" w:space="0" w:color="BFBFBF" w:themeColor="background1" w:themeShade="BF"/>
+        </w:tblBorders>
+        <w:tblLook w:val="04A0" w:firstRow="1" w:lastRow="0" w:firstColumn="1" w:lastColumn="0" w:noHBand="0" w:noVBand="1"/>
+      </w:tblPr>
+      <w:tblGrid>
+        <w:gridCol w:w="10049"/>
+      </w:tblGrid>
+      <w:tr>
+        <w:tc>
+          <w:tcPr>
+            <w:tcW w:w="10049" w:type="dxa"/>
+          </w:tcPr>
+          <w:p>
+            <w:pPr>
+              <w:rPr>
+                <w:rFonts w:cs="Arial"/>
+                <w:b/>
+                <w:kern w:val="12"/>
+                <w:szCs w:val="18"/>
+              </w:rPr>
+            </w:pPr>
+            <w:r>
+              <w:rPr>
+                <w:rFonts w:cs="Arial"/>
+                <w:i/>
+                <w:iCs/>
+                <w:kern w:val="12"/>
+                <w:sz w:val="16"/>
+                <w:szCs w:val="16"/>
+              </w:rPr>
+              <w:t>This section shall list third parties and related entities linked to environmental, social, and governance risks, including but not limited to carbon emissions, labor rights violations, corporate governance failures, and non-compliance with ESG frameworks such as UNPRI, GRI, SASB, and other relevant regulatory bodies.</w:t>
+            </w:r>
+          </w:p>
+        </w:tc>
+      </w:tr>
+    </w:tbl>
+    <w:p>
+      <w:pPr>
+        <w:rPr>
+          <w:rFonts w:eastAsiaTheme="minorHAnsi"/>
+        </w:rPr>
+      </w:pPr>
+    </w:p>
+    <w:p>
+      <w:pPr>
+        <w:rPr>
+          <w:i/>
+          <w:iCs/>
+        </w:rPr>
+      </w:pPr>
+      <w:r>
+        <w:rPr>
+          <w:i/>
+          <w:iCs/>
+        </w:rPr>
+        <w:t>{</w:t>
+      </w:r>
+      <w:r>
+        <w:rPr>
+          <w:i/>
+          <w:iCs/>
+        </w:rPr>
+        <w:t>{</w:t>
+      </w:r>
+      <w:proofErr w:type="spellStart"/>
+      <w:r>
+        <w:rPr>
+          <w:i/>
+          <w:iCs/>
+        </w:rPr>
+        <w:t>r</w:t>
+      </w:r>
+      <w:r>
+        <w:rPr>
+          <w:i/>
+          <w:iCs/>
+        </w:rPr>
+        <w:t>egularit</w:t>
+      </w:r>
+      <w:r>
+        <w:rPr>
+          <w:i/>
+          <w:iCs/>
+        </w:rPr>
+        <w:t>y_</w:t>
+      </w:r>
+      <w:r>
+        <w:rPr>
+          <w:i/>
+          <w:iCs/>
+        </w:rPr>
+        <w:t>findings</w:t>
+      </w:r>
+      <w:proofErr w:type="spellEnd"/>
+      <w:r>
+        <w:rPr>
+          <w:i/>
+          <w:iCs/>
+        </w:rPr>
+        <w:t>}}</w:t>
+      </w:r>
+    </w:p>
+    <w:p>
+      <w:pPr>
+        <w:rPr>
+          <w:i/>
+          <w:iCs/>
+        </w:rPr>
+      </w:pPr>
+      <w:r>
+        <w:rPr>
+          <w:i/>
+          <w:iCs/>
+        </w:rPr>
+        <w:t>{</w:t>
+      </w:r>
+      <w:r>
+        <w:rPr>
+          <w:i/>
+          <w:iCs/>
+        </w:rPr>
+        <w:t>{</w:t>
+      </w:r>
+      <w:proofErr w:type="spellStart"/>
+      <w:r>
+        <w:rPr>
+          <w:i/>
+          <w:iCs/>
+        </w:rPr>
+        <w:t>legal_</w:t>
+      </w:r>
+      <w:r>
+        <w:rPr>
+          <w:i/>
+          <w:iCs/>
+        </w:rPr>
+        <w:t>findings</w:t>
+      </w:r>
+      <w:proofErr w:type="spellEnd"/>
+      <w:r>
+        <w:rPr>
+          <w:i/>
+          <w:iCs/>
+        </w:rPr>
+        <w:t>}}</w:t>
+      </w:r>
+    </w:p>
+    <w:p>
+      <w:pPr>
+        <w:rPr>
           <w:rFonts w:cs="Arial"/>
           <w:szCs w:val="18"/>
         </w:rPr>
@@ -5661,7 +6197,23 @@
           <w:rFonts w:cs="Arial"/>
           <w:szCs w:val="18"/>
         </w:rPr>
-        <w:t>{{page_break}}</w:t>
+        <w:t>{{</w:t>
+      </w:r>
+      <w:proofErr w:type="spellStart"/>
+      <w:r>
+        <w:rPr>
+          <w:rFonts w:cs="Arial"/>
+          <w:szCs w:val="18"/>
+        </w:rPr>
+        <w:t>page_break</w:t>
+      </w:r>
+      <w:proofErr w:type="spellEnd"/>
+      <w:r>
+        <w:rPr>
+          <w:rFonts w:cs="Arial"/>
+          <w:szCs w:val="18"/>
+        </w:rPr>
+        <w:t>}}</w:t>
       </w:r>
     </w:p>
     <w:tbl>
@@ -5762,14 +6314,6 @@
     <w:p>
       <w:pPr>
         <w:rPr>
-          <w:i/>
-          <w:iCs/>
-        </w:rPr>
-      </w:pPr>
-    </w:p>
-    <w:p>
-      <w:pPr>
-        <w:rPr>
           <w:rFonts w:cs="Arial"/>
           <w:szCs w:val="18"/>
         </w:rPr>
@@ -5779,7 +6323,23 @@
           <w:rFonts w:cs="Arial"/>
           <w:szCs w:val="18"/>
         </w:rPr>
-        <w:t>{{page_break}}</w:t>
+        <w:t>{{</w:t>
+      </w:r>
+      <w:proofErr w:type="spellStart"/>
+      <w:r>
+        <w:rPr>
+          <w:rFonts w:cs="Arial"/>
+          <w:szCs w:val="18"/>
+        </w:rPr>
+        <w:t>page_break</w:t>
+      </w:r>
+      <w:proofErr w:type="spellEnd"/>
+      <w:r>
+        <w:rPr>
+          <w:rFonts w:cs="Arial"/>
+          <w:szCs w:val="18"/>
+        </w:rPr>
+        <w:t>}}</w:t>
       </w:r>
     </w:p>
     <w:tbl>
@@ -5897,7 +6457,47 @@
                 <w:szCs w:val="36"/>
                 <w:lang w:val="fr-FR"/>
               </w:rPr>
-              <w:t xml:space="preserve">Illustrative watchlists scanned </w:t>
+              <w:t xml:space="preserve">Illustrative </w:t>
+            </w:r>
+            <w:proofErr w:type="spellStart"/>
+            <w:r>
+              <w:rPr>
+                <w:color w:val="FFFFFF" w:themeColor="background1"/>
+                <w:sz w:val="24"/>
+                <w:szCs w:val="36"/>
+                <w:lang w:val="fr-FR"/>
+              </w:rPr>
+              <w:t>watchlists</w:t>
+            </w:r>
+            <w:proofErr w:type="spellEnd"/>
+            <w:r>
+              <w:rPr>
+                <w:color w:val="FFFFFF" w:themeColor="background1"/>
+                <w:sz w:val="24"/>
+                <w:szCs w:val="36"/>
+                <w:lang w:val="fr-FR"/>
+              </w:rPr>
+              <w:t xml:space="preserve"> </w:t>
+            </w:r>
+            <w:proofErr w:type="spellStart"/>
+            <w:r>
+              <w:rPr>
+                <w:color w:val="FFFFFF" w:themeColor="background1"/>
+                <w:sz w:val="24"/>
+                <w:szCs w:val="36"/>
+                <w:lang w:val="fr-FR"/>
+              </w:rPr>
+              <w:t>scanned</w:t>
+            </w:r>
+            <w:proofErr w:type="spellEnd"/>
+            <w:r>
+              <w:rPr>
+                <w:color w:val="FFFFFF" w:themeColor="background1"/>
+                <w:sz w:val="24"/>
+                <w:szCs w:val="36"/>
+                <w:lang w:val="fr-FR"/>
+              </w:rPr>
+              <w:t xml:space="preserve"> </w:t>
             </w:r>
             <w:r>
               <w:rPr>
@@ -6730,7 +7330,6 @@
                 <w:sz w:val="16"/>
                 <w:szCs w:val="16"/>
               </w:rPr>
-              <w:lastRenderedPageBreak/>
               <w:t>Terrorist Exclusion List</w:t>
             </w:r>
           </w:p>
@@ -7011,6 +7610,7 @@
                 <w:sz w:val="16"/>
                 <w:szCs w:val="16"/>
               </w:rPr>
+              <w:lastRenderedPageBreak/>
               <w:t xml:space="preserve">Debarred Parties List </w:t>
             </w:r>
           </w:p>
@@ -7643,7 +8243,23 @@
                                 <w:color w:val="404040"/>
                                 <w:szCs w:val="18"/>
                               </w:rPr>
-                              <w:t>The information included in this report has been primarily collected from databases or public sources, thus it is difficult to verify all aspects of the information obtained. EY makes no representation or warranties with respect to the contents or use of this report, and specifically disclaims any express or implied warranties or usefulness for any particular purpose of this report. EY takes no responsibility for the consequences resulting from decisions based on information included in this report. EY reserves the right to change or revise this report at any time.</w:t>
+                              <w:t xml:space="preserve">The information included in this report has been primarily collected from databases or public sources, thus it is difficult to verify all aspects of the information obtained. EY makes no representation or warranties with respect to the contents or use of this </w:t>
+                            </w:r>
+                            <w:proofErr w:type="gramStart"/>
+                            <w:r>
+                              <w:rPr>
+                                <w:color w:val="404040"/>
+                                <w:szCs w:val="18"/>
+                              </w:rPr>
+                              <w:t>report, and</w:t>
+                            </w:r>
+                            <w:proofErr w:type="gramEnd"/>
+                            <w:r>
+                              <w:rPr>
+                                <w:color w:val="404040"/>
+                                <w:szCs w:val="18"/>
+                              </w:rPr>
+                              <w:t xml:space="preserve"> specifically disclaims any express or implied warranties or usefulness for any particular purpose of this report. EY takes no responsibility for the consequences resulting from decisions based on information included in this report. EY reserves the right to change or revise this report at any time.</w:t>
                             </w:r>
                           </w:p>
                           <w:p>
@@ -13278,7 +13894,12 @@
 </file>
 
 <file path=customXml/item1.xml><?xml version="1.0" encoding="utf-8"?>
-<b:Sources xmlns:b="http://schemas.openxmlformats.org/officeDocument/2006/bibliography" xmlns="http://schemas.openxmlformats.org/officeDocument/2006/bibliography" SelectedStyle="\APA.XSL" StyleName="APA"/>
+<?mso-contentType ?>
+<FormTemplates xmlns="http://schemas.microsoft.com/sharepoint/v3/contenttype/forms">
+  <Display>DocumentLibraryForm</Display>
+  <Edit>DocumentLibraryForm</Edit>
+  <New>DocumentLibraryForm</New>
+</FormTemplates>
 </file>
 
 <file path=customXml/item2.xml><?xml version="1.0" encoding="utf-8"?>
@@ -13450,12 +14071,7 @@
 </file>
 
 <file path=customXml/item3.xml><?xml version="1.0" encoding="utf-8"?>
-<?mso-contentType ?>
-<FormTemplates xmlns="http://schemas.microsoft.com/sharepoint/v3/contenttype/forms">
-  <Display>DocumentLibraryForm</Display>
-  <Edit>DocumentLibraryForm</Edit>
-  <New>DocumentLibraryForm</New>
-</FormTemplates>
+<b:Sources xmlns:b="http://schemas.openxmlformats.org/officeDocument/2006/bibliography" xmlns="http://schemas.openxmlformats.org/officeDocument/2006/bibliography" SelectedStyle="\APA.XSL" StyleName="APA"/>
 </file>
 
 <file path=customXml/item4.xml><?xml version="1.0" encoding="utf-8"?>
@@ -13465,9 +14081,9 @@
 </file>
 
 <file path=customXml/itemProps1.xml><?xml version="1.0" encoding="utf-8"?>
-<ds:datastoreItem xmlns:ds="http://schemas.openxmlformats.org/officeDocument/2006/customXml" ds:itemID="{BBB5644E-888B-4FCB-8002-588F25079580}">
+<ds:datastoreItem xmlns:ds="http://schemas.openxmlformats.org/officeDocument/2006/customXml" ds:itemID="{A7F7E29C-FC7B-4A04-BB0B-C5462BC54D06}">
   <ds:schemaRefs>
-    <ds:schemaRef ds:uri="http://schemas.openxmlformats.org/officeDocument/2006/bibliography"/>
+    <ds:schemaRef ds:uri="http://schemas.microsoft.com/sharepoint/v3/contenttype/forms"/>
   </ds:schemaRefs>
 </ds:datastoreItem>
 </file>
@@ -13491,9 +14107,9 @@
 </file>
 
 <file path=customXml/itemProps3.xml><?xml version="1.0" encoding="utf-8"?>
-<ds:datastoreItem xmlns:ds="http://schemas.openxmlformats.org/officeDocument/2006/customXml" ds:itemID="{A7F7E29C-FC7B-4A04-BB0B-C5462BC54D06}">
+<ds:datastoreItem xmlns:ds="http://schemas.openxmlformats.org/officeDocument/2006/customXml" ds:itemID="{BBB5644E-888B-4FCB-8002-588F25079580}">
   <ds:schemaRefs>
-    <ds:schemaRef ds:uri="http://schemas.microsoft.com/sharepoint/v3/contenttype/forms"/>
+    <ds:schemaRef ds:uri="http://schemas.openxmlformats.org/officeDocument/2006/bibliography"/>
   </ds:schemaRefs>
 </ds:datastoreItem>
 </file>
